--- a/docs/standards/word/DILIGENCE-PACKET.docx
+++ b/docs/standards/word/DILIGENCE-PACKET.docx
@@ -179,25 +179,31 @@
         <w:pStyle w:val="BodyText"/>
       </w:pPr>
       <w:r>
-        <w:t xml:space="preserve">That is not a reason to dismiss these instruments. They establish that a company has a functioning</w:t>
-      </w:r>
-      <w:r>
-        <w:t xml:space="preserve"> </w:t>
-      </w:r>
-      <w:r>
-        <w:t xml:space="preserve">security program, which is a real thing to know and worth paying for. A vendor with none of them is</w:t>
-      </w:r>
-      <w:r>
-        <w:t xml:space="preserve"> </w:t>
-      </w:r>
-      <w:r>
-        <w:t xml:space="preserve">a different risk entirely. The failure is narrower: reading a program attestation as an answer to</w:t>
-      </w:r>
-      <w:r>
-        <w:t xml:space="preserve"> </w:t>
-      </w:r>
-      <w:r>
-        <w:t xml:space="preserve">"is this product secure", when no part of it asked that question.</w:t>
+        <w:t xml:space="preserve">That is not a reason to dismiss these instruments. What they establish -- that somebody outside the</w:t>
+      </w:r>
+      <w:r>
+        <w:t xml:space="preserve"> </w:t>
+      </w:r>
+      <w:r>
+        <w:t xml:space="preserve">company examined how it governs itself, grants access and manages change, and wrote down what they</w:t>
+      </w:r>
+      <w:r>
+        <w:t xml:space="preserve"> </w:t>
+      </w:r>
+      <w:r>
+        <w:t xml:space="preserve">found -- is worth having, and a vendor holding none of them is a different risk entirely. The</w:t>
+      </w:r>
+      <w:r>
+        <w:t xml:space="preserve"> </w:t>
+      </w:r>
+      <w:r>
+        <w:t xml:space="preserve">failure is narrower: reading a program attestation as an answer to "is this product secure", when no</w:t>
+      </w:r>
+      <w:r>
+        <w:t xml:space="preserve"> </w:t>
+      </w:r>
+      <w:r>
+        <w:t xml:space="preserve">part of it asked that question.</w:t>
       </w:r>
     </w:p>
     <w:p>
@@ -360,31 +366,37 @@
         <w:pStyle w:val="FirstParagraph"/>
       </w:pPr>
       <w:r>
-        <w:t xml:space="preserve">These are the instruments a procurement team already knows how to ask for, and the only layer where</w:t>
-      </w:r>
-      <w:r>
-        <w:t xml:space="preserve"> </w:t>
-      </w:r>
-      <w:r>
-        <w:t xml:space="preserve">a third party has independently looked at anything. At least these five, and one caveat governs all</w:t>
-      </w:r>
-      <w:r>
-        <w:t xml:space="preserve"> </w:t>
-      </w:r>
-      <w:r>
-        <w:t xml:space="preserve">of them: if what you are buying is software you install and run yourself, the product can sit</w:t>
-      </w:r>
-      <w:r>
-        <w:t xml:space="preserve"> </w:t>
-      </w:r>
-      <w:r>
-        <w:t xml:space="preserve">entirely outside the scope boundary of every row below. The scope statement will say so plainly,</w:t>
-      </w:r>
-      <w:r>
-        <w:t xml:space="preserve"> </w:t>
-      </w:r>
-      <w:r>
-        <w:t xml:space="preserve">which is why the fourth column is the column that matters.</w:t>
+        <w:t xml:space="preserve">These are the instruments a procurement team already knows how to ask for, and each is issued by a</w:t>
+      </w:r>
+      <w:r>
+        <w:t xml:space="preserve"> </w:t>
+      </w:r>
+      <w:r>
+        <w:t xml:space="preserve">party other than the vendor -- which is where their weight comes from, and none of that weight is</w:t>
+      </w:r>
+      <w:r>
+        <w:t xml:space="preserve"> </w:t>
+      </w:r>
+      <w:r>
+        <w:t xml:space="preserve">about the product. At least these five. One caveat governs all of them: an examination or a</w:t>
+      </w:r>
+      <w:r>
+        <w:t xml:space="preserve"> </w:t>
+      </w:r>
+      <w:r>
+        <w:t xml:space="preserve">certification has a boundary, and software you install and run yourself frequently falls outside it.</w:t>
+      </w:r>
+      <w:r>
+        <w:t xml:space="preserve"> </w:t>
+      </w:r>
+      <w:r>
+        <w:t xml:space="preserve">That shows in the scope statement and nowhere else, which is why every row's last column sends you</w:t>
+      </w:r>
+      <w:r>
+        <w:t xml:space="preserve"> </w:t>
+      </w:r>
+      <w:r>
+        <w:t xml:space="preserve">to a document rather than to a claim.</w:t>
       </w:r>
     </w:p>
     <w:tbl>
@@ -543,7 +555,7 @@
               <w:pStyle w:val="Compact"/>
             </w:pPr>
             <w:r>
-              <w:t xml:space="preserve">Read the scope statement and the listed exceptions. A report with no exceptions across twelve months is unusual enough to ask about, and the cover page tells you nothing</w:t>
+              <w:t xml:space="preserve">What did the scope cover, and what exceptions did the firm list? Those two passages are the report; an examination period that produced no exception at all is itself worth a question</w:t>
             </w:r>
           </w:p>
         </w:tc>
@@ -593,7 +605,7 @@
               <w:pStyle w:val="Compact"/>
             </w:pPr>
             <w:r>
-              <w:t xml:space="preserve">Read the scope statement on the certificate, and ask which body accredited the certifier. A scope covering one office or one business unit is common, and is not what the reader assumes</w:t>
+              <w:t xml:space="preserve">What scope is printed on the certificate, and who accredited the body that issued it? A single office or one business unit is an ordinary scope to hold, and it is narrower than a reader takes it to be</w:t>
             </w:r>
           </w:p>
         </w:tc>
@@ -643,7 +655,7 @@
               <w:pStyle w:val="Compact"/>
             </w:pPr>
             <w:r>
-              <w:t xml:space="preserve">Which tier, and what was in scope? The lower tiers are published as fixed core control sets while the highest is tailored and risk-based, so a tier name alone does not say how much was assessed. Ask for tier and scope, not control text -- the framework's text is licensed</w:t>
+              <w:t xml:space="preserve">Which tier was assessed, and what did the assessment take in? The lower tiers are published as fixed core control sets while the highest is tailored and risk-based, so a tier name on its own does not say how much was looked at. Ask for tier and scope, never control text -- the framework's text is licensed. It sits in the same set as the row below, and no more should be read into it than into any of them</w:t>
             </w:r>
           </w:p>
         </w:tc>
@@ -671,7 +683,7 @@
               <w:pStyle w:val="Compact"/>
             </w:pPr>
             <w:r>
-              <w:t xml:space="preserve">That the operating environment for a named offering was assessed against that program's own rules: payment-card validation documents, a federal or state-and-local cloud program authorization, a law-enforcement-data policy audit</w:t>
+              <w:t xml:space="preserve">That the operating environment for a named offering was assessed against that program's own rules. At least these four sit in this set together and none of them outranks the others: a PCI DSS validation document, a FedRAMP authorization, a StateRAMP authorization, and a CJIS policy audit -- alongside the row above</w:t>
             </w:r>
           </w:p>
         </w:tc>
@@ -721,25 +733,55 @@
         <w:pStyle w:val="FirstParagraph"/>
       </w:pPr>
       <w:r>
-        <w:t xml:space="preserve">Nothing in the group above examined the code or the build. These four do, and none of them is issued</w:t>
-      </w:r>
-      <w:r>
-        <w:t xml:space="preserve"> </w:t>
-      </w:r>
-      <w:r>
-        <w:t xml:space="preserve">by anybody -- the vendor produces them, so the question is always how they were produced. At least</w:t>
-      </w:r>
-      <w:r>
-        <w:t xml:space="preserve"> </w:t>
-      </w:r>
-      <w:r>
-        <w:t xml:space="preserve">these four. This site publishes the producer-side control behind three of them; the rows link out</w:t>
-      </w:r>
-      <w:r>
-        <w:t xml:space="preserve"> </w:t>
-      </w:r>
-      <w:r>
-        <w:t xml:space="preserve">rather than restating it here.</w:t>
+        <w:t xml:space="preserve">Nothing in the group above examined the code or the build. These four are about the code and the</w:t>
+      </w:r>
+      <w:r>
+        <w:t xml:space="preserve"> </w:t>
+      </w:r>
+      <w:r>
+        <w:t xml:space="preserve">build, and the question is always how each one was produced. Three of them the vendor writes about</w:t>
+      </w:r>
+      <w:r>
+        <w:t xml:space="preserve"> </w:t>
+      </w:r>
+      <w:r>
+        <w:t xml:space="preserve">its own system, so their weight comes from the discipline behind them rather than from who issued</w:t>
+      </w:r>
+      <w:r>
+        <w:t xml:space="preserve"> </w:t>
+      </w:r>
+      <w:r>
+        <w:t xml:space="preserve">them. Testing evidence is the exception, and it is why that row is the strongest thing in this</w:t>
+      </w:r>
+      <w:r>
+        <w:t xml:space="preserve"> </w:t>
+      </w:r>
+      <w:r>
+        <w:t xml:space="preserve">group: an external assessment or a penetration test is written by somebody independent of the team</w:t>
+      </w:r>
+      <w:r>
+        <w:t xml:space="preserve"> </w:t>
+      </w:r>
+      <w:r>
+        <w:t xml:space="preserve">that wrote the code, which makes it the one software-layer item a third party issues. You have to</w:t>
+      </w:r>
+      <w:r>
+        <w:t xml:space="preserve"> </w:t>
+      </w:r>
+      <w:r>
+        <w:t xml:space="preserve">ask for it by name, because a vendor asked for "testing evidence" will usually hand over the output</w:t>
+      </w:r>
+      <w:r>
+        <w:t xml:space="preserve"> </w:t>
+      </w:r>
+      <w:r>
+        <w:t xml:space="preserve">of its own tooling. At least these four. This site publishes the producer-side control behind three</w:t>
+      </w:r>
+      <w:r>
+        <w:t xml:space="preserve"> </w:t>
+      </w:r>
+      <w:r>
+        <w:t xml:space="preserve">of them; the rows link out rather than restating it here.</w:t>
       </w:r>
     </w:p>
     <w:tbl>
@@ -848,7 +890,7 @@
               <w:pStyle w:val="Compact"/>
             </w:pPr>
             <w:r>
-              <w:t xml:space="preserve">Is it generated by the build for the exact released artifact, or hand-maintained? And for a hosted platform, is it an SBOM of the runtime production environment rather than a build-time source manifest -- a distinction a US federal memorandum of 2026-01-23 drew in a footnote. Producer side:</w:t>
+              <w:t xml:space="preserve">Is it generated by the build for the exact released artifact, or hand-maintained? And for a hosted platform, is it an SBOM of the runtime production environment rather than a build-time source manifest? Those two answer different questions, and only one of them describes what is running. Producer side, with the dated citation behind that distinction:</w:t>
             </w:r>
             <w:r>
               <w:t xml:space="preserve"> </w:t>
@@ -1020,7 +1062,7 @@
               <w:pStyle w:val="Compact"/>
             </w:pPr>
             <w:r>
-              <w:t xml:space="preserve">What was in scope, which version was tested, and what triggers the next run -- a change, or a date on a calendar? Producer side:</w:t>
+              <w:t xml:space="preserve">Who ran it, and were they independent of the team that wrote the code? Then: what was in scope, which version was tested, and what triggers the next run -- a change, or a date on a calendar? Producer side:</w:t>
             </w:r>
             <w:r>
               <w:t xml:space="preserve"> </w:t>
@@ -1169,7 +1211,7 @@
               <w:pStyle w:val="Compact"/>
             </w:pPr>
             <w:r>
-              <w:t xml:space="preserve">That anything is fixed faster. An SLA fails at the clock's start point, not at the number: a seventy-two-hour commitment whose clock starts when the vendor accepts triage is unbounded. And "patch released" is not "patch deployed" -- for software you run yourself, the deployment is your side of the line</w:t>
+              <w:t xml:space="preserve">That anything is fixed faster. An SLA fails at the clock's start point, not at the number: a commitment whose clock starts when the vendor accepts triage is unbounded, whatever the number on it. And "patch released" is not "patch deployed" -- for software you run yourself, the deployment is your side of the line</w:t>
             </w:r>
           </w:p>
         </w:tc>
@@ -1395,19 +1437,39 @@
           <w:b/>
           <w:bCs/>
         </w:rPr>
-        <w:t xml:space="preserve">Two dates: the last dynamic test, and the last incident response exercise.</w:t>
-      </w:r>
-      <w:r>
-        <w:t xml:space="preserve"> </w:t>
-      </w:r>
-      <w:r>
-        <w:t xml:space="preserve">Both are trivial</w:t>
-      </w:r>
-      <w:r>
-        <w:t xml:space="preserve"> </w:t>
-      </w:r>
-      <w:r>
-        <w:t xml:space="preserve">to supply if they happened, and neither can be produced retrospectively.</w:t>
+        <w:t xml:space="preserve">Two dates: the last dynamic test, and the last incident response exercise -- and who ran the</w:t>
+      </w:r>
+      <w:r>
+        <w:rPr>
+          <w:b/>
+          <w:bCs/>
+        </w:rPr>
+        <w:t xml:space="preserve"> </w:t>
+      </w:r>
+      <w:r>
+        <w:rPr>
+          <w:b/>
+          <w:bCs/>
+        </w:rPr>
+        <w:t xml:space="preserve">first one.</w:t>
+      </w:r>
+      <w:r>
+        <w:t xml:space="preserve"> </w:t>
+      </w:r>
+      <w:r>
+        <w:t xml:space="preserve">Both dates are trivial to supply if they happened, and neither can be produced</w:t>
+      </w:r>
+      <w:r>
+        <w:t xml:space="preserve"> </w:t>
+      </w:r>
+      <w:r>
+        <w:t xml:space="preserve">retrospectively. The name behind the test decides whether you have vendor tooling output or an</w:t>
+      </w:r>
+      <w:r>
+        <w:t xml:space="preserve"> </w:t>
+      </w:r>
+      <w:r>
+        <w:t xml:space="preserve">independent look.</w:t>
       </w:r>
     </w:p>
     <w:p>

--- a/docs/standards/word/DILIGENCE-PACKET.docx
+++ b/docs/standards/word/DILIGENCE-PACKET.docx
@@ -127,13 +127,13 @@
         </w:pict>
       </w:r>
     </w:p>
-    <w:bookmarkStart w:id="13" w:name="the-mistake-this-page-exists-to-prevent"/>
+    <w:bookmarkStart w:id="12" w:name="in-short"/>
     <w:p>
       <w:pPr>
         <w:pStyle w:val="Heading2"/>
       </w:pPr>
       <w:r>
-        <w:t xml:space="preserve">The mistake this page exists to prevent</w:t>
+        <w:t xml:space="preserve">In short</w:t>
       </w:r>
     </w:p>
     <w:p>
@@ -141,37 +141,49 @@
         <w:pStyle w:val="FirstParagraph"/>
       </w:pPr>
       <w:r>
-        <w:t xml:space="preserve">The commonest failure in vendor diligence is accepting organization-layer evidence as software-layer</w:t>
-      </w:r>
-      <w:r>
-        <w:t xml:space="preserve"> </w:t>
-      </w:r>
-      <w:r>
-        <w:t xml:space="preserve">evidence. A buyer asks for an audit report or a certificate, receives one, and reads it as an answer</w:t>
-      </w:r>
-      <w:r>
-        <w:t xml:space="preserve"> </w:t>
-      </w:r>
-      <w:r>
-        <w:t xml:space="preserve">about the product. It is not. The examination looked at how a company runs itself -- its policies,</w:t>
-      </w:r>
-      <w:r>
-        <w:t xml:space="preserve"> </w:t>
-      </w:r>
-      <w:r>
-        <w:t xml:space="preserve">its access reviews, its change management -- and never opened the code. A vendor can hold a flawless</w:t>
-      </w:r>
-      <w:r>
-        <w:t xml:space="preserve"> </w:t>
-      </w:r>
-      <w:r>
-        <w:t xml:space="preserve">report across a full twelve-month period and ship software with an authorization flaw in it, and</w:t>
-      </w:r>
-      <w:r>
-        <w:t xml:space="preserve"> </w:t>
-      </w:r>
-      <w:r>
-        <w:t xml:space="preserve">nothing in the report is false.</w:t>
+        <w:rPr>
+          <w:b/>
+          <w:bCs/>
+        </w:rPr>
+        <w:t xml:space="preserve">One mistake accounts for most of the wasted effort in vendor diligence: reading an audit report or</w:t>
+      </w:r>
+      <w:r>
+        <w:rPr>
+          <w:b/>
+          <w:bCs/>
+        </w:rPr>
+        <w:t xml:space="preserve"> </w:t>
+      </w:r>
+      <w:r>
+        <w:rPr>
+          <w:b/>
+          <w:bCs/>
+        </w:rPr>
+        <w:t xml:space="preserve">a certificate as an answer about the product.</w:t>
+      </w:r>
+      <w:r>
+        <w:t xml:space="preserve"> </w:t>
+      </w:r>
+      <w:r>
+        <w:t xml:space="preserve">Those instruments examine how a company governs</w:t>
+      </w:r>
+      <w:r>
+        <w:t xml:space="preserve"> </w:t>
+      </w:r>
+      <w:r>
+        <w:t xml:space="preserve">itself -- its policies, its access reviews, its change management. They never open the code. A</w:t>
+      </w:r>
+      <w:r>
+        <w:t xml:space="preserve"> </w:t>
+      </w:r>
+      <w:r>
+        <w:t xml:space="preserve">vendor can hold a clean report across a full twelve-month period, ship software with an</w:t>
+      </w:r>
+      <w:r>
+        <w:t xml:space="preserve"> </w:t>
+      </w:r>
+      <w:r>
+        <w:t xml:space="preserve">authorization flaw in it, and have said nothing false.</w:t>
       </w:r>
     </w:p>
     <w:p>
@@ -179,39 +191,13 @@
         <w:pStyle w:val="BodyText"/>
       </w:pPr>
       <w:r>
-        <w:t xml:space="preserve">That is not a reason to dismiss these instruments. What they establish -- that somebody outside the</w:t>
-      </w:r>
-      <w:r>
-        <w:t xml:space="preserve"> </w:t>
-      </w:r>
-      <w:r>
-        <w:t xml:space="preserve">company examined how it governs itself, grants access and manages change, and wrote down what they</w:t>
-      </w:r>
-      <w:r>
-        <w:t xml:space="preserve"> </w:t>
-      </w:r>
-      <w:r>
-        <w:t xml:space="preserve">found -- is worth having, and a vendor holding none of them is a different risk entirely. The</w:t>
-      </w:r>
-      <w:r>
-        <w:t xml:space="preserve"> </w:t>
-      </w:r>
-      <w:r>
-        <w:t xml:space="preserve">failure is narrower: reading a program attestation as an answer to "is this product secure", when no</w:t>
-      </w:r>
-      <w:r>
-        <w:t xml:space="preserve"> </w:t>
-      </w:r>
-      <w:r>
-        <w:t xml:space="preserve">part of it asked that question.</w:t>
-      </w:r>
-    </w:p>
-    <w:p>
-      <w:pPr>
-        <w:pStyle w:val="BodyText"/>
-      </w:pPr>
-      <w:r>
-        <w:t xml:space="preserve">So the groups below are sorted by layer, which is the cut that makes the mistake visible:</w:t>
+        <w:t xml:space="preserve">So sort the evidence by layer -- the company, the software, the contract -- and ask three things</w:t>
+      </w:r>
+      <w:r>
+        <w:t xml:space="preserve"> </w:t>
+      </w:r>
+      <w:r>
+        <w:t xml:space="preserve">before anything else:</w:t>
       </w:r>
     </w:p>
     <w:p>
@@ -227,13 +213,31 @@
           <w:b/>
           <w:bCs/>
         </w:rPr>
-        <w:t xml:space="preserve">Organization layer</w:t>
-      </w:r>
-      <w:r>
-        <w:t xml:space="preserve"> </w:t>
-      </w:r>
-      <w:r>
-        <w:t xml:space="preserve">-- evidence about the company.</w:t>
+        <w:t xml:space="preserve">The scope statement</w:t>
+      </w:r>
+      <w:r>
+        <w:t xml:space="preserve"> </w:t>
+      </w:r>
+      <w:r>
+        <w:t xml:space="preserve">of whatever organization-layer instrument they offered. Not the</w:t>
+      </w:r>
+      <w:r>
+        <w:t xml:space="preserve"> </w:t>
+      </w:r>
+      <w:r>
+        <w:t xml:space="preserve">certificate, not the cover page. The scope alone decides whether the thing you are buying was</w:t>
+      </w:r>
+      <w:r>
+        <w:t xml:space="preserve"> </w:t>
+      </w:r>
+      <w:r>
+        <w:t xml:space="preserve">inside the examination, and for software you install and run yourself the answer is frequently</w:t>
+      </w:r>
+      <w:r>
+        <w:t xml:space="preserve"> </w:t>
+      </w:r>
+      <w:r>
+        <w:t xml:space="preserve">no.</w:t>
       </w:r>
     </w:p>
     <w:p>
@@ -249,13 +253,25 @@
           <w:b/>
           <w:bCs/>
         </w:rPr>
-        <w:t xml:space="preserve">Software layer</w:t>
-      </w:r>
-      <w:r>
-        <w:t xml:space="preserve"> </w:t>
-      </w:r>
-      <w:r>
-        <w:t xml:space="preserve">-- evidence about the thing you are buying.</w:t>
+        <w:t xml:space="preserve">An SBOM of what you will actually run.</w:t>
+      </w:r>
+      <w:r>
+        <w:t xml:space="preserve"> </w:t>
+      </w:r>
+      <w:r>
+        <w:t xml:space="preserve">For an installed product that is the released</w:t>
+      </w:r>
+      <w:r>
+        <w:t xml:space="preserve"> </w:t>
+      </w:r>
+      <w:r>
+        <w:t xml:space="preserve">artifact; for a hosted service it is the runtime production environment. A build-time source</w:t>
+      </w:r>
+      <w:r>
+        <w:t xml:space="preserve"> </w:t>
+      </w:r>
+      <w:r>
+        <w:t xml:space="preserve">manifest answers a different question.</w:t>
       </w:r>
     </w:p>
     <w:p>
@@ -271,6 +287,123 @@
           <w:b/>
           <w:bCs/>
         </w:rPr>
+        <w:t xml:space="preserve">Two dates and a name:</w:t>
+      </w:r>
+      <w:r>
+        <w:t xml:space="preserve"> </w:t>
+      </w:r>
+      <w:r>
+        <w:t xml:space="preserve">the last dynamic test, the last incident response exercise, and who ran</w:t>
+      </w:r>
+      <w:r>
+        <w:t xml:space="preserve"> </w:t>
+      </w:r>
+      <w:r>
+        <w:t xml:space="preserve">the test. Both dates are trivial to supply if they happened and cannot be produced</w:t>
+      </w:r>
+      <w:r>
+        <w:t xml:space="preserve"> </w:t>
+      </w:r>
+      <w:r>
+        <w:t xml:space="preserve">retrospectively. The name decides whether you are holding an independent look or the output of</w:t>
+      </w:r>
+      <w:r>
+        <w:t xml:space="preserve"> </w:t>
+      </w:r>
+      <w:r>
+        <w:t xml:space="preserve">the vendor's own tooling.</w:t>
+      </w:r>
+    </w:p>
+    <w:p>
+      <w:pPr>
+        <w:pStyle w:val="FirstParagraph"/>
+      </w:pPr>
+      <w:r>
+        <w:t xml:space="preserve">Each of the three is a document, a date or a name. None can be answered with an adjective.</w:t>
+      </w:r>
+    </w:p>
+    <w:p>
+      <w:r>
+        <w:pict>
+          <v:rect style="width:0;height:1.5pt" o:hralign="center" o:hrstd="t" o:hr="t"/>
+        </w:pict>
+      </w:r>
+    </w:p>
+    <w:bookmarkEnd w:id="12"/>
+    <w:bookmarkStart w:id="14" w:name="how-this-page-is-organized"/>
+    <w:p>
+      <w:pPr>
+        <w:pStyle w:val="Heading2"/>
+      </w:pPr>
+      <w:r>
+        <w:t xml:space="preserve">How this page is organized</w:t>
+      </w:r>
+    </w:p>
+    <w:p>
+      <w:pPr>
+        <w:pStyle w:val="FirstParagraph"/>
+      </w:pPr>
+      <w:r>
+        <w:t xml:space="preserve">The three groups below are sorted by layer, which is the cut that makes the mistake visible:</w:t>
+      </w:r>
+    </w:p>
+    <w:p>
+      <w:pPr>
+        <w:pStyle w:val="Compact"/>
+        <w:numPr>
+          <w:ilvl w:val="0"/>
+          <w:numId w:val="1002"/>
+        </w:numPr>
+      </w:pPr>
+      <w:r>
+        <w:rPr>
+          <w:b/>
+          <w:bCs/>
+        </w:rPr>
+        <w:t xml:space="preserve">Organization layer</w:t>
+      </w:r>
+      <w:r>
+        <w:t xml:space="preserve"> </w:t>
+      </w:r>
+      <w:r>
+        <w:t xml:space="preserve">-- evidence about the company.</w:t>
+      </w:r>
+    </w:p>
+    <w:p>
+      <w:pPr>
+        <w:pStyle w:val="Compact"/>
+        <w:numPr>
+          <w:ilvl w:val="0"/>
+          <w:numId w:val="1002"/>
+        </w:numPr>
+      </w:pPr>
+      <w:r>
+        <w:rPr>
+          <w:b/>
+          <w:bCs/>
+        </w:rPr>
+        <w:t xml:space="preserve">Software layer</w:t>
+      </w:r>
+      <w:r>
+        <w:t xml:space="preserve"> </w:t>
+      </w:r>
+      <w:r>
+        <w:t xml:space="preserve">-- evidence about the thing you are buying.</w:t>
+      </w:r>
+    </w:p>
+    <w:p>
+      <w:pPr>
+        <w:pStyle w:val="Compact"/>
+        <w:numPr>
+          <w:ilvl w:val="0"/>
+          <w:numId w:val="1002"/>
+        </w:numPr>
+      </w:pPr>
+      <w:r>
+        <w:rPr>
+          <w:b/>
+          <w:bCs/>
+        </w:rPr>
         <w:t xml:space="preserve">Legal instruments</w:t>
       </w:r>
       <w:r>
@@ -285,13 +418,39 @@
         <w:pStyle w:val="FirstParagraph"/>
       </w:pPr>
       <w:r>
-        <w:t xml:space="preserve">Every row carries what it proves, what it does not prove, and the one question that makes it useful.</w:t>
-      </w:r>
-      <w:r>
-        <w:t xml:space="preserve"> </w:t>
-      </w:r>
-      <w:r>
-        <w:t xml:space="preserve">These are at least the items a buyer commonly asks for, not a complete list. Statuses, versions and</w:t>
+        <w:t xml:space="preserve">None of this is a reason to dismiss the organization-layer instruments. That somebody outside the</w:t>
+      </w:r>
+      <w:r>
+        <w:t xml:space="preserve"> </w:t>
+      </w:r>
+      <w:r>
+        <w:t xml:space="preserve">company examined how it governs itself, grants access and manages change, and wrote down what they</w:t>
+      </w:r>
+      <w:r>
+        <w:t xml:space="preserve"> </w:t>
+      </w:r>
+      <w:r>
+        <w:t xml:space="preserve">found, is worth having; a vendor holding none of them is a different risk entirely. The failure is</w:t>
+      </w:r>
+      <w:r>
+        <w:t xml:space="preserve"> </w:t>
+      </w:r>
+      <w:r>
+        <w:t xml:space="preserve">narrower than that: reading a program attestation as an answer to "is this product secure", when no</w:t>
+      </w:r>
+      <w:r>
+        <w:t xml:space="preserve"> </w:t>
+      </w:r>
+      <w:r>
+        <w:t xml:space="preserve">part of it asked that question.</w:t>
+      </w:r>
+    </w:p>
+    <w:p>
+      <w:pPr>
+        <w:pStyle w:val="BodyText"/>
+      </w:pPr>
+      <w:r>
+        <w:t xml:space="preserve">Every row carries what it proves, what it does not prove, and what to ask. Statuses, versions and</w:t>
       </w:r>
       <w:r>
         <w:t xml:space="preserve"> </w:t>
@@ -308,7 +467,7 @@
       <w:r>
         <w:t xml:space="preserve"> </w:t>
       </w:r>
-      <w:hyperlink r:id="rId12">
+      <w:hyperlink r:id="rId13">
         <w:r>
           <w:rPr>
             <w:rStyle w:val="Hyperlink"/>
@@ -351,8 +510,8 @@
         </w:pict>
       </w:r>
     </w:p>
-    <w:bookmarkEnd w:id="13"/>
-    <w:bookmarkStart w:id="14" w:name="Xe00b8717199ecc89f5e45a0b6bc81dc144fdf81"/>
+    <w:bookmarkEnd w:id="14"/>
+    <w:bookmarkStart w:id="15" w:name="Xe00b8717199ecc89f5e45a0b6bc81dc144fdf81"/>
     <w:p>
       <w:pPr>
         <w:pStyle w:val="Heading2"/>
@@ -366,37 +525,31 @@
         <w:pStyle w:val="FirstParagraph"/>
       </w:pPr>
       <w:r>
-        <w:t xml:space="preserve">These are the instruments a procurement team already knows how to ask for, and each is issued by a</w:t>
-      </w:r>
-      <w:r>
-        <w:t xml:space="preserve"> </w:t>
-      </w:r>
-      <w:r>
-        <w:t xml:space="preserve">party other than the vendor -- which is where their weight comes from, and none of that weight is</w:t>
-      </w:r>
-      <w:r>
-        <w:t xml:space="preserve"> </w:t>
-      </w:r>
-      <w:r>
-        <w:t xml:space="preserve">about the product. At least these five. One caveat governs all of them: an examination or a</w:t>
-      </w:r>
-      <w:r>
-        <w:t xml:space="preserve"> </w:t>
-      </w:r>
-      <w:r>
-        <w:t xml:space="preserve">certification has a boundary, and software you install and run yourself frequently falls outside it.</w:t>
-      </w:r>
-      <w:r>
-        <w:t xml:space="preserve"> </w:t>
-      </w:r>
-      <w:r>
-        <w:t xml:space="preserve">That shows in the scope statement and nowhere else, which is why every row's last column sends you</w:t>
-      </w:r>
-      <w:r>
-        <w:t xml:space="preserve"> </w:t>
-      </w:r>
-      <w:r>
-        <w:t xml:space="preserve">to a document rather than to a claim.</w:t>
+        <w:t xml:space="preserve">Procurement already knows how to ask for these, and each is issued by a party other than the vendor</w:t>
+      </w:r>
+      <w:r>
+        <w:t xml:space="preserve"> </w:t>
+      </w:r>
+      <w:r>
+        <w:t xml:space="preserve">-- which is where their weight comes from, and none of that weight is about the product. One caveat</w:t>
+      </w:r>
+      <w:r>
+        <w:t xml:space="preserve"> </w:t>
+      </w:r>
+      <w:r>
+        <w:t xml:space="preserve">governs the whole group: an examination or a certification has a boundary, and software you install</w:t>
+      </w:r>
+      <w:r>
+        <w:t xml:space="preserve"> </w:t>
+      </w:r>
+      <w:r>
+        <w:t xml:space="preserve">and run yourself frequently falls outside it. The boundary appears in the scope statement and</w:t>
+      </w:r>
+      <w:r>
+        <w:t xml:space="preserve"> </w:t>
+      </w:r>
+      <w:r>
+        <w:t xml:space="preserve">nowhere else.</w:t>
       </w:r>
     </w:p>
     <w:tbl>
@@ -455,7 +608,7 @@
               <w:pStyle w:val="Compact"/>
             </w:pPr>
             <w:r>
-              <w:t xml:space="preserve">The one question that makes it useful</w:t>
+              <w:t xml:space="preserve">What to ask</w:t>
             </w:r>
           </w:p>
         </w:tc>
@@ -472,7 +625,13 @@
                 <w:b/>
                 <w:bCs/>
               </w:rPr>
-              <w:t xml:space="preserve">An examination report, point-in-time (SOC 2 Type I)</w:t>
+              <w:t xml:space="preserve">SOC 2 Type I</w:t>
+            </w:r>
+            <w:r>
+              <w:t xml:space="preserve"> </w:t>
+            </w:r>
+            <w:r>
+              <w:t xml:space="preserve">-- an examination report, point-in-time</w:t>
             </w:r>
           </w:p>
         </w:tc>
@@ -522,7 +681,13 @@
                 <w:b/>
                 <w:bCs/>
               </w:rPr>
-              <w:t xml:space="preserve">An examination report over a period (SOC 2 Type II)</w:t>
+              <w:t xml:space="preserve">SOC 2 Type II</w:t>
+            </w:r>
+            <w:r>
+              <w:t xml:space="preserve"> </w:t>
+            </w:r>
+            <w:r>
+              <w:t xml:space="preserve">-- an examination report over a period</w:t>
             </w:r>
           </w:p>
         </w:tc>
@@ -544,18 +709,18 @@
               <w:pStyle w:val="Compact"/>
             </w:pPr>
             <w:r>
-              <w:t xml:space="preserve">It is an attestation report, not a certificate -- there is no pass mark. If what you buy is distributed software rather than a hosted service, the product can sit outside the scope boundary</w:t>
-            </w:r>
-          </w:p>
-        </w:tc>
-        <w:tc>
-          <w:tcPr/>
-          <w:p>
-            <w:pPr>
-              <w:pStyle w:val="Compact"/>
-            </w:pPr>
-            <w:r>
-              <w:t xml:space="preserve">What did the scope cover, and what exceptions did the firm list? Those two passages are the report; an examination period that produced no exception at all is itself worth a question</w:t>
+              <w:t xml:space="preserve">That distributed software was examined; it commonly sits outside the scope boundary. It is an attestation report, not a certificate -- there is no pass mark</w:t>
+            </w:r>
+          </w:p>
+        </w:tc>
+        <w:tc>
+          <w:tcPr/>
+          <w:p>
+            <w:pPr>
+              <w:pStyle w:val="Compact"/>
+            </w:pPr>
+            <w:r>
+              <w:t xml:space="preserve">What did the scope cover, and what exceptions did the firm list?</w:t>
             </w:r>
           </w:p>
         </w:tc>
@@ -572,40 +737,46 @@
                 <w:b/>
                 <w:bCs/>
               </w:rPr>
-              <w:t xml:space="preserve">A management-system certificate (ISO/IEC 27001)</w:t>
-            </w:r>
-          </w:p>
-        </w:tc>
-        <w:tc>
-          <w:tcPr/>
-          <w:p>
-            <w:pPr>
-              <w:pStyle w:val="Compact"/>
-            </w:pPr>
-            <w:r>
-              <w:t xml:space="preserve">That an accredited certification body certified an information security management system for a stated scope. The standards publisher itself issues nothing</w:t>
-            </w:r>
-          </w:p>
-        </w:tc>
-        <w:tc>
-          <w:tcPr/>
-          <w:p>
-            <w:pPr>
-              <w:pStyle w:val="Compact"/>
-            </w:pPr>
-            <w:r>
-              <w:t xml:space="preserve">It is not "the international SOC 2" -- a different instrument with a different failure mode, an opinion plus exceptions versus a certificate plus a scope statement. It certifies a management system, not a product</w:t>
-            </w:r>
-          </w:p>
-        </w:tc>
-        <w:tc>
-          <w:tcPr/>
-          <w:p>
-            <w:pPr>
-              <w:pStyle w:val="Compact"/>
-            </w:pPr>
-            <w:r>
-              <w:t xml:space="preserve">What scope is printed on the certificate, and who accredited the body that issued it? A single office or one business unit is an ordinary scope to hold, and it is narrower than a reader takes it to be</w:t>
+              <w:t xml:space="preserve">ISO/IEC 27001</w:t>
+            </w:r>
+            <w:r>
+              <w:t xml:space="preserve"> </w:t>
+            </w:r>
+            <w:r>
+              <w:t xml:space="preserve">-- a management-system certificate</w:t>
+            </w:r>
+          </w:p>
+        </w:tc>
+        <w:tc>
+          <w:tcPr/>
+          <w:p>
+            <w:pPr>
+              <w:pStyle w:val="Compact"/>
+            </w:pPr>
+            <w:r>
+              <w:t xml:space="preserve">That an accredited certification body certified an information security management system for a stated scope</w:t>
+            </w:r>
+          </w:p>
+        </w:tc>
+        <w:tc>
+          <w:tcPr/>
+          <w:p>
+            <w:pPr>
+              <w:pStyle w:val="Compact"/>
+            </w:pPr>
+            <w:r>
+              <w:t xml:space="preserve">That a product was certified. It is not "the international SOC 2" -- that instrument is an opinion plus exceptions, this one a certificate plus a scope statement</w:t>
+            </w:r>
+          </w:p>
+        </w:tc>
+        <w:tc>
+          <w:tcPr/>
+          <w:p>
+            <w:pPr>
+              <w:pStyle w:val="Compact"/>
+            </w:pPr>
+            <w:r>
+              <w:t xml:space="preserve">What scope is printed on the certificate, and who accredited the body that issued it?</w:t>
             </w:r>
           </w:p>
         </w:tc>
@@ -622,7 +793,13 @@
                 <w:b/>
                 <w:bCs/>
               </w:rPr>
-              <w:t xml:space="preserve">A validated assessment of controls and environment (HITRUST CSF)</w:t>
+              <w:t xml:space="preserve">HITRUST CSF</w:t>
+            </w:r>
+            <w:r>
+              <w:t xml:space="preserve"> </w:t>
+            </w:r>
+            <w:r>
+              <w:t xml:space="preserve">-- a validated assessment of controls and environment</w:t>
             </w:r>
           </w:p>
         </w:tc>
@@ -644,18 +821,18 @@
               <w:pStyle w:val="Compact"/>
             </w:pPr>
             <w:r>
-              <w:t xml:space="preserve">What is assessed is an organization's controls and environment. The environment operating software can be assessed; distributable software itself is not what gets certified</w:t>
-            </w:r>
-          </w:p>
-        </w:tc>
-        <w:tc>
-          <w:tcPr/>
-          <w:p>
-            <w:pPr>
-              <w:pStyle w:val="Compact"/>
-            </w:pPr>
-            <w:r>
-              <w:t xml:space="preserve">Which tier was assessed, and what did the assessment take in? The lower tiers are published as fixed core control sets while the highest is tailored and risk-based, so a tier name on its own does not say how much was looked at. Ask for tier and scope, never control text -- the framework's text is licensed. It sits in the same set as the row below, and no more should be read into it than into any of them</w:t>
+              <w:t xml:space="preserve">That distributable software was assessed. What is assessed is an organization's controls and environment, which can include the environment operating the software</w:t>
+            </w:r>
+          </w:p>
+        </w:tc>
+        <w:tc>
+          <w:tcPr/>
+          <w:p>
+            <w:pPr>
+              <w:pStyle w:val="Compact"/>
+            </w:pPr>
+            <w:r>
+              <w:t xml:space="preserve">Which tier was assessed, and what did the assessment take in?</w:t>
             </w:r>
           </w:p>
         </w:tc>
@@ -672,29 +849,35 @@
                 <w:b/>
                 <w:bCs/>
               </w:rPr>
-              <w:t xml:space="preserve">Sector and program instruments, as a set</w:t>
-            </w:r>
-          </w:p>
-        </w:tc>
-        <w:tc>
-          <w:tcPr/>
-          <w:p>
-            <w:pPr>
-              <w:pStyle w:val="Compact"/>
-            </w:pPr>
-            <w:r>
-              <w:t xml:space="preserve">That the operating environment for a named offering was assessed against that program's own rules. At least these four sit in this set together and none of them outranks the others: a PCI DSS validation document, a FedRAMP authorization, a StateRAMP authorization, and a CJIS policy audit -- alongside the row above</w:t>
-            </w:r>
-          </w:p>
-        </w:tc>
-        <w:tc>
-          <w:tcPr/>
-          <w:p>
-            <w:pPr>
-              <w:pStyle w:val="Compact"/>
-            </w:pPr>
-            <w:r>
-              <w:t xml:space="preserve">Anything about software you install and run yourself. The body that writes such a standard is often not the body that sets your validation requirement</w:t>
+              <w:t xml:space="preserve">Sector and program instruments</w:t>
+            </w:r>
+            <w:r>
+              <w:t xml:space="preserve"> </w:t>
+            </w:r>
+            <w:r>
+              <w:t xml:space="preserve">-- a PCI DSS validation document, a FedRAMP or StateRAMP authorization, a CJIS policy audit</w:t>
+            </w:r>
+          </w:p>
+        </w:tc>
+        <w:tc>
+          <w:tcPr/>
+          <w:p>
+            <w:pPr>
+              <w:pStyle w:val="Compact"/>
+            </w:pPr>
+            <w:r>
+              <w:t xml:space="preserve">That the operating environment for a named offering was assessed against that program's own rules</w:t>
+            </w:r>
+          </w:p>
+        </w:tc>
+        <w:tc>
+          <w:tcPr/>
+          <w:p>
+            <w:pPr>
+              <w:pStyle w:val="Compact"/>
+            </w:pPr>
+            <w:r>
+              <w:t xml:space="preserve">Anything about software you install and run yourself</w:t>
             </w:r>
           </w:p>
         </w:tc>
@@ -711,6 +894,116 @@
         </w:tc>
       </w:tr>
     </w:tbl>
+    <w:p>
+      <w:pPr>
+        <w:pStyle w:val="BodyText"/>
+      </w:pPr>
+      <w:r>
+        <w:t xml:space="preserve">Three things that trip people up here:</w:t>
+      </w:r>
+    </w:p>
+    <w:p>
+      <w:pPr>
+        <w:pStyle w:val="Compact"/>
+        <w:numPr>
+          <w:ilvl w:val="0"/>
+          <w:numId w:val="1003"/>
+        </w:numPr>
+      </w:pPr>
+      <w:r>
+        <w:rPr>
+          <w:b/>
+          <w:bCs/>
+        </w:rPr>
+        <w:t xml:space="preserve">An examination period that produced no exception at all is worth a question of its own.</w:t>
+      </w:r>
+      <w:r>
+        <w:t xml:space="preserve"> </w:t>
+      </w:r>
+      <w:r>
+        <w:t xml:space="preserve">The</w:t>
+      </w:r>
+      <w:r>
+        <w:t xml:space="preserve"> </w:t>
+      </w:r>
+      <w:r>
+        <w:t xml:space="preserve">scope passage and the exceptions passage are the report; the rest is structure.</w:t>
+      </w:r>
+    </w:p>
+    <w:p>
+      <w:pPr>
+        <w:pStyle w:val="Compact"/>
+        <w:numPr>
+          <w:ilvl w:val="0"/>
+          <w:numId w:val="1003"/>
+        </w:numPr>
+      </w:pPr>
+      <w:r>
+        <w:rPr>
+          <w:b/>
+          <w:bCs/>
+        </w:rPr>
+        <w:t xml:space="preserve">A certificate scope of one office or one business unit is entirely ordinary,</w:t>
+      </w:r>
+      <w:r>
+        <w:t xml:space="preserve"> </w:t>
+      </w:r>
+      <w:r>
+        <w:t xml:space="preserve">and narrower than</w:t>
+      </w:r>
+      <w:r>
+        <w:t xml:space="preserve"> </w:t>
+      </w:r>
+      <w:r>
+        <w:t xml:space="preserve">a reader takes it to be. The standards publisher itself issues nothing -- the accredited body</w:t>
+      </w:r>
+      <w:r>
+        <w:t xml:space="preserve"> </w:t>
+      </w:r>
+      <w:r>
+        <w:t xml:space="preserve">does.</w:t>
+      </w:r>
+    </w:p>
+    <w:p>
+      <w:pPr>
+        <w:pStyle w:val="Compact"/>
+        <w:numPr>
+          <w:ilvl w:val="0"/>
+          <w:numId w:val="1003"/>
+        </w:numPr>
+      </w:pPr>
+      <w:r>
+        <w:rPr>
+          <w:b/>
+          <w:bCs/>
+        </w:rPr>
+        <w:t xml:space="preserve">HITRUST sits in the same set as the program instruments, and none of them outranks the others.</w:t>
+      </w:r>
+      <w:r>
+        <w:t xml:space="preserve"> </w:t>
+      </w:r>
+      <w:r>
+        <w:t xml:space="preserve">Its two lower tiers are published as fixed core control sets while the highest is tailored and</w:t>
+      </w:r>
+      <w:r>
+        <w:t xml:space="preserve"> </w:t>
+      </w:r>
+      <w:r>
+        <w:t xml:space="preserve">risk-based, so a tier name on its own does not say how much was looked at. Ask for tier and scope,</w:t>
+      </w:r>
+      <w:r>
+        <w:t xml:space="preserve"> </w:t>
+      </w:r>
+      <w:r>
+        <w:t xml:space="preserve">never control text: the framework's text is licensed. And the body that writes a program standard</w:t>
+      </w:r>
+      <w:r>
+        <w:t xml:space="preserve"> </w:t>
+      </w:r>
+      <w:r>
+        <w:t xml:space="preserve">is often not the body that sets your validation requirement.</w:t>
+      </w:r>
+    </w:p>
     <w:p>
       <w:r>
         <w:pict>
@@ -718,8 +1011,8 @@
         </w:pict>
       </w:r>
     </w:p>
-    <w:bookmarkEnd w:id="14"/>
-    <w:bookmarkStart w:id="17" w:name="X4d8870e3efb0a55c27ab68f184d5d94a4b36305"/>
+    <w:bookmarkEnd w:id="15"/>
+    <w:bookmarkStart w:id="18" w:name="X4d8870e3efb0a55c27ab68f184d5d94a4b36305"/>
     <w:p>
       <w:pPr>
         <w:pStyle w:val="Heading2"/>
@@ -733,55 +1026,37 @@
         <w:pStyle w:val="FirstParagraph"/>
       </w:pPr>
       <w:r>
-        <w:t xml:space="preserve">Nothing in the group above examined the code or the build. These four are about the code and the</w:t>
-      </w:r>
-      <w:r>
-        <w:t xml:space="preserve"> </w:t>
-      </w:r>
-      <w:r>
-        <w:t xml:space="preserve">build, and the question is always how each one was produced. Three of them the vendor writes about</w:t>
-      </w:r>
-      <w:r>
-        <w:t xml:space="preserve"> </w:t>
-      </w:r>
-      <w:r>
-        <w:t xml:space="preserve">its own system, so their weight comes from the discipline behind them rather than from who issued</w:t>
-      </w:r>
-      <w:r>
-        <w:t xml:space="preserve"> </w:t>
-      </w:r>
-      <w:r>
-        <w:t xml:space="preserve">them. Testing evidence is the exception, and it is why that row is the strongest thing in this</w:t>
-      </w:r>
-      <w:r>
-        <w:t xml:space="preserve"> </w:t>
-      </w:r>
-      <w:r>
-        <w:t xml:space="preserve">group: an external assessment or a penetration test is written by somebody independent of the team</w:t>
-      </w:r>
-      <w:r>
-        <w:t xml:space="preserve"> </w:t>
-      </w:r>
-      <w:r>
-        <w:t xml:space="preserve">that wrote the code, which makes it the one software-layer item a third party issues. You have to</w:t>
-      </w:r>
-      <w:r>
-        <w:t xml:space="preserve"> </w:t>
-      </w:r>
-      <w:r>
-        <w:t xml:space="preserve">ask for it by name, because a vendor asked for "testing evidence" will usually hand over the output</w:t>
-      </w:r>
-      <w:r>
-        <w:t xml:space="preserve"> </w:t>
-      </w:r>
-      <w:r>
-        <w:t xml:space="preserve">of its own tooling. At least these four. This site publishes the producer-side control behind three</w:t>
-      </w:r>
-      <w:r>
-        <w:t xml:space="preserve"> </w:t>
-      </w:r>
-      <w:r>
-        <w:t xml:space="preserve">of them; the rows link out rather than restating it here.</w:t>
+        <w:t xml:space="preserve">Nothing in the group above examined the code or the build. These four do, and the question is always</w:t>
+      </w:r>
+      <w:r>
+        <w:t xml:space="preserve"> </w:t>
+      </w:r>
+      <w:r>
+        <w:t xml:space="preserve">how each one was produced. Three of them the vendor writes about its own system, so their weight</w:t>
+      </w:r>
+      <w:r>
+        <w:t xml:space="preserve"> </w:t>
+      </w:r>
+      <w:r>
+        <w:t xml:space="preserve">comes from the discipline behind them rather than from who issued them. Testing evidence is the</w:t>
+      </w:r>
+      <w:r>
+        <w:t xml:space="preserve"> </w:t>
+      </w:r>
+      <w:r>
+        <w:t xml:space="preserve">exception and the strongest item in the group -- it is the one software-layer artifact a third party</w:t>
+      </w:r>
+      <w:r>
+        <w:t xml:space="preserve"> </w:t>
+      </w:r>
+      <w:r>
+        <w:t xml:space="preserve">issues. Ask for it by name, because a vendor asked for "testing evidence" will usually hand over the</w:t>
+      </w:r>
+      <w:r>
+        <w:t xml:space="preserve"> </w:t>
+      </w:r>
+      <w:r>
+        <w:t xml:space="preserve">output of its own tooling.</w:t>
       </w:r>
     </w:p>
     <w:tbl>
@@ -840,7 +1115,7 @@
               <w:pStyle w:val="Compact"/>
             </w:pPr>
             <w:r>
-              <w:t xml:space="preserve">The one question that makes it useful</w:t>
+              <w:t xml:space="preserve">What to ask</w:t>
             </w:r>
           </w:p>
         </w:tc>
@@ -879,30 +1154,19 @@
               <w:pStyle w:val="Compact"/>
             </w:pPr>
             <w:r>
-              <w:t xml:space="preserve">Whether any of it is exploitable in the configuration you will run. An SBOM establishes what is in the build, never that it is safe, and a conforming one can still be inaccurate</w:t>
-            </w:r>
-          </w:p>
-        </w:tc>
-        <w:tc>
-          <w:tcPr/>
-          <w:p>
-            <w:pPr>
-              <w:pStyle w:val="Compact"/>
-            </w:pPr>
-            <w:r>
-              <w:t xml:space="preserve">Is it generated by the build for the exact released artifact, or hand-maintained? And for a hosted platform, is it an SBOM of the runtime production environment rather than a build-time source manifest? Those two answer different questions, and only one of them describes what is running. Producer side, with the dated citation behind that distinction:</w:t>
-            </w:r>
-            <w:r>
-              <w:t xml:space="preserve"> </w:t>
-            </w:r>
-            <w:hyperlink r:id="rId15">
-              <w:r>
-                <w:rPr>
-                  <w:rStyle w:val="Hyperlink"/>
-                </w:rPr>
-                <w:t xml:space="preserve">Dependency integrity</w:t>
-              </w:r>
-            </w:hyperlink>
+              <w:t xml:space="preserve">Whether any of it is exploitable in the configuration you will run. A conforming SBOM can still be inaccurate</w:t>
+            </w:r>
+          </w:p>
+        </w:tc>
+        <w:tc>
+          <w:tcPr/>
+          <w:p>
+            <w:pPr>
+              <w:pStyle w:val="Compact"/>
+            </w:pPr>
+            <w:r>
+              <w:t xml:space="preserve">Is it generated by the build for the exact released artifact, or hand-maintained?</w:t>
+            </w:r>
           </w:p>
         </w:tc>
       </w:tr>
@@ -929,41 +1193,30 @@
               <w:pStyle w:val="Compact"/>
             </w:pPr>
             <w:r>
-              <w:t xml:space="preserve">Where data crosses a trust boundary, which is where a control has to exist and where a threat model becomes checkable</w:t>
-            </w:r>
-          </w:p>
-        </w:tc>
-        <w:tc>
-          <w:tcPr/>
-          <w:p>
-            <w:pPr>
-              <w:pStyle w:val="Compact"/>
-            </w:pPr>
-            <w:r>
-              <w:t xml:space="preserve">Anything at all, if the boundaries are not marked. A data flow diagram without marked trust boundaries is a diagram, not a security artifact</w:t>
-            </w:r>
-          </w:p>
-        </w:tc>
-        <w:tc>
-          <w:tcPr/>
-          <w:p>
-            <w:pPr>
-              <w:pStyle w:val="Compact"/>
-            </w:pPr>
-            <w:r>
-              <w:t xml:space="preserve">Which boundaries are marked, and which control sits on each one? Producer side:</w:t>
-            </w:r>
-            <w:r>
-              <w:t xml:space="preserve"> </w:t>
-            </w:r>
-            <w:hyperlink r:id="rId16">
-              <w:r>
-                <w:rPr>
-                  <w:rStyle w:val="Hyperlink"/>
-                </w:rPr>
-                <w:t xml:space="preserve">Secure development</w:t>
-              </w:r>
-            </w:hyperlink>
+              <w:t xml:space="preserve">Where data crosses a trust boundary -- which is where a control has to exist, and where a threat model becomes checkable</w:t>
+            </w:r>
+          </w:p>
+        </w:tc>
+        <w:tc>
+          <w:tcPr/>
+          <w:p>
+            <w:pPr>
+              <w:pStyle w:val="Compact"/>
+            </w:pPr>
+            <w:r>
+              <w:t xml:space="preserve">Anything at all, if the boundaries are not marked. Unmarked, it is a diagram rather than a security artifact</w:t>
+            </w:r>
+          </w:p>
+        </w:tc>
+        <w:tc>
+          <w:tcPr/>
+          <w:p>
+            <w:pPr>
+              <w:pStyle w:val="Compact"/>
+            </w:pPr>
+            <w:r>
+              <w:t xml:space="preserve">Which boundaries are marked, and which control sits on each one?</w:t>
+            </w:r>
           </w:p>
         </w:tc>
       </w:tr>
@@ -1062,23 +1315,136 @@
               <w:pStyle w:val="Compact"/>
             </w:pPr>
             <w:r>
-              <w:t xml:space="preserve">Who ran it, and were they independent of the team that wrote the code? Then: what was in scope, which version was tested, and what triggers the next run -- a change, or a date on a calendar? Producer side:</w:t>
-            </w:r>
-            <w:r>
-              <w:t xml:space="preserve"> </w:t>
-            </w:r>
-            <w:hyperlink r:id="rId16">
-              <w:r>
-                <w:rPr>
-                  <w:rStyle w:val="Hyperlink"/>
-                </w:rPr>
-                <w:t xml:space="preserve">Secure development</w:t>
-              </w:r>
-            </w:hyperlink>
+              <w:t xml:space="preserve">Who ran it, and were they independent of the team that wrote the code?</w:t>
+            </w:r>
           </w:p>
         </w:tc>
       </w:tr>
     </w:tbl>
+    <w:p>
+      <w:pPr>
+        <w:pStyle w:val="BodyText"/>
+      </w:pPr>
+      <w:r>
+        <w:t xml:space="preserve">Two follow-ups worth the time:</w:t>
+      </w:r>
+    </w:p>
+    <w:p>
+      <w:pPr>
+        <w:pStyle w:val="Compact"/>
+        <w:numPr>
+          <w:ilvl w:val="0"/>
+          <w:numId w:val="1004"/>
+        </w:numPr>
+      </w:pPr>
+      <w:r>
+        <w:rPr>
+          <w:b/>
+          <w:bCs/>
+        </w:rPr>
+        <w:t xml:space="preserve">For testing evidence:</w:t>
+      </w:r>
+      <w:r>
+        <w:t xml:space="preserve"> </w:t>
+      </w:r>
+      <w:r>
+        <w:t xml:space="preserve">what was in scope, which version was tested, and what triggers the next</w:t>
+      </w:r>
+      <w:r>
+        <w:t xml:space="preserve"> </w:t>
+      </w:r>
+      <w:r>
+        <w:t xml:space="preserve">run -- a change, or a date on the calendar?</w:t>
+      </w:r>
+    </w:p>
+    <w:p>
+      <w:pPr>
+        <w:pStyle w:val="Compact"/>
+        <w:numPr>
+          <w:ilvl w:val="0"/>
+          <w:numId w:val="1004"/>
+        </w:numPr>
+      </w:pPr>
+      <w:r>
+        <w:rPr>
+          <w:b/>
+          <w:bCs/>
+        </w:rPr>
+        <w:t xml:space="preserve">For a hosted platform's SBOM:</w:t>
+      </w:r>
+      <w:r>
+        <w:t xml:space="preserve"> </w:t>
+      </w:r>
+      <w:r>
+        <w:t xml:space="preserve">does it describe the runtime production environment, or a</w:t>
+      </w:r>
+      <w:r>
+        <w:t xml:space="preserve"> </w:t>
+      </w:r>
+      <w:r>
+        <w:t xml:space="preserve">build-time source manifest? Those answer different questions, and only one of them describes what</w:t>
+      </w:r>
+      <w:r>
+        <w:t xml:space="preserve"> </w:t>
+      </w:r>
+      <w:r>
+        <w:t xml:space="preserve">is running.</w:t>
+      </w:r>
+    </w:p>
+    <w:p>
+      <w:pPr>
+        <w:pStyle w:val="FirstParagraph"/>
+      </w:pPr>
+      <w:r>
+        <w:t xml:space="preserve">Producer side for three of these rows:</w:t>
+      </w:r>
+      <w:r>
+        <w:t xml:space="preserve"> </w:t>
+      </w:r>
+      <w:hyperlink r:id="rId16">
+        <w:r>
+          <w:rPr>
+            <w:rStyle w:val="Hyperlink"/>
+          </w:rPr>
+          <w:t xml:space="preserve">Secure development</w:t>
+        </w:r>
+      </w:hyperlink>
+      <w:r>
+        <w:t xml:space="preserve"> </w:t>
+      </w:r>
+      <w:r>
+        <w:t xml:space="preserve">carries the data</w:t>
+      </w:r>
+      <w:r>
+        <w:t xml:space="preserve"> </w:t>
+      </w:r>
+      <w:r>
+        <w:t xml:space="preserve">flow diagram and the testing regime;</w:t>
+      </w:r>
+      <w:r>
+        <w:t xml:space="preserve"> </w:t>
+      </w:r>
+      <w:hyperlink r:id="rId17">
+        <w:r>
+          <w:rPr>
+            <w:rStyle w:val="Hyperlink"/>
+          </w:rPr>
+          <w:t xml:space="preserve">Dependency integrity</w:t>
+        </w:r>
+      </w:hyperlink>
+      <w:r>
+        <w:t xml:space="preserve"> </w:t>
+      </w:r>
+      <w:r>
+        <w:t xml:space="preserve">carries the</w:t>
+      </w:r>
+      <w:r>
+        <w:t xml:space="preserve"> </w:t>
+      </w:r>
+      <w:r>
+        <w:t xml:space="preserve">SBOM, with the dated citation behind the runtime-versus-build distinction.</w:t>
+      </w:r>
+    </w:p>
     <w:p>
       <w:r>
         <w:pict>
@@ -1086,8 +1452,8 @@
         </w:pict>
       </w:r>
     </w:p>
-    <w:bookmarkEnd w:id="17"/>
-    <w:bookmarkStart w:id="18" w:name="X47b6f90d36b143c14e13657501074bc075993f0"/>
+    <w:bookmarkEnd w:id="18"/>
+    <w:bookmarkStart w:id="19" w:name="X47b6f90d36b143c14e13657501074bc075993f0"/>
     <w:p>
       <w:pPr>
         <w:pStyle w:val="Heading2"/>
@@ -1113,7 +1479,7 @@
         <w:t xml:space="preserve"> </w:t>
       </w:r>
       <w:r>
-        <w:t xml:space="preserve">notification paths, which is where they are weakest and always checkable. At least these three.</w:t>
+        <w:t xml:space="preserve">notification paths, which is where they are weakest and always checkable.</w:t>
       </w:r>
     </w:p>
     <w:tbl>
@@ -1172,7 +1538,7 @@
               <w:pStyle w:val="Compact"/>
             </w:pPr>
             <w:r>
-              <w:t xml:space="preserve">The one question that makes it useful</w:t>
+              <w:t xml:space="preserve">What to ask</w:t>
             </w:r>
           </w:p>
         </w:tc>
@@ -1211,30 +1577,19 @@
               <w:pStyle w:val="Compact"/>
             </w:pPr>
             <w:r>
-              <w:t xml:space="preserve">That anything is fixed faster. An SLA fails at the clock's start point, not at the number: a commitment whose clock starts when the vendor accepts triage is unbounded, whatever the number on it. And "patch released" is not "patch deployed" -- for software you run yourself, the deployment is your side of the line</w:t>
-            </w:r>
-          </w:p>
-        </w:tc>
-        <w:tc>
-          <w:tcPr/>
-          <w:p>
-            <w:pPr>
-              <w:pStyle w:val="Compact"/>
-            </w:pPr>
-            <w:r>
-              <w:t xml:space="preserve">When does the clock start, when does it stop, and how does a reporter reach a human outside business hours? Producer side:</w:t>
-            </w:r>
-            <w:r>
-              <w:t xml:space="preserve"> </w:t>
-            </w:r>
-            <w:hyperlink r:id="rId16">
-              <w:r>
-                <w:rPr>
-                  <w:rStyle w:val="Hyperlink"/>
-                </w:rPr>
-                <w:t xml:space="preserve">Secure development</w:t>
-              </w:r>
-            </w:hyperlink>
+              <w:t xml:space="preserve">That anything is fixed faster</w:t>
+            </w:r>
+          </w:p>
+        </w:tc>
+        <w:tc>
+          <w:tcPr/>
+          <w:p>
+            <w:pPr>
+              <w:pStyle w:val="Compact"/>
+            </w:pPr>
+            <w:r>
+              <w:t xml:space="preserve">When does the clock start, when does it stop, and how does a reporter reach a human outside business hours?</w:t>
+            </w:r>
           </w:p>
         </w:tc>
       </w:tr>
@@ -1283,7 +1638,7 @@
               <w:pStyle w:val="Compact"/>
             </w:pPr>
             <w:r>
-              <w:t xml:space="preserve">The date of the last exercise, and what changed as a result. A plan with no exercise date is a document, not a capability</w:t>
+              <w:t xml:space="preserve">The date of the last exercise, and what changed as a result</w:t>
             </w:r>
           </w:p>
         </w:tc>
@@ -1302,16 +1657,22 @@
               </w:rPr>
               <w:t xml:space="preserve">Data-handling agreements</w:t>
             </w:r>
-          </w:p>
-        </w:tc>
-        <w:tc>
-          <w:tcPr/>
-          <w:p>
-            <w:pPr>
-              <w:pStyle w:val="Compact"/>
-            </w:pPr>
-            <w:r>
-              <w:t xml:space="preserve">Who may process the data, for what purpose, through which subprocessors, and who must notify whom within what time. One row for a data processing agreement and its sector equivalents, such as a business associate agreement</w:t>
+            <w:r>
+              <w:t xml:space="preserve"> </w:t>
+            </w:r>
+            <w:r>
+              <w:t xml:space="preserve">-- a data processing agreement and its sector equivalents, such as a business associate agreement</w:t>
+            </w:r>
+          </w:p>
+        </w:tc>
+        <w:tc>
+          <w:tcPr/>
+          <w:p>
+            <w:pPr>
+              <w:pStyle w:val="Compact"/>
+            </w:pPr>
+            <w:r>
+              <w:t xml:space="preserve">Who may process the data, for what purpose, through which subprocessors, and who must notify whom within what time</w:t>
             </w:r>
           </w:p>
         </w:tc>
@@ -1340,20 +1701,11 @@
       </w:tr>
     </w:tbl>
     <w:p>
-      <w:r>
-        <w:pict>
-          <v:rect style="width:0;height:1.5pt" o:hralign="center" o:hrstd="t" o:hr="t"/>
-        </w:pict>
-      </w:r>
-    </w:p>
-    <w:bookmarkEnd w:id="18"/>
-    <w:bookmarkStart w:id="19" w:name="if-you-only-ask-three-things"/>
-    <w:p>
-      <w:pPr>
-        <w:pStyle w:val="Heading2"/>
-      </w:pPr>
-      <w:r>
-        <w:t xml:space="preserve">If you only ask three things</w:t>
+      <w:pPr>
+        <w:pStyle w:val="BodyText"/>
+      </w:pPr>
+      <w:r>
+        <w:t xml:space="preserve">Two failure points, both common:</w:t>
       </w:r>
     </w:p>
     <w:p>
@@ -1361,7 +1713,7 @@
         <w:pStyle w:val="Compact"/>
         <w:numPr>
           <w:ilvl w:val="0"/>
-          <w:numId w:val="1002"/>
+          <w:numId w:val="1005"/>
         </w:numPr>
       </w:pPr>
       <w:r>
@@ -1369,25 +1721,25 @@
           <w:b/>
           <w:bCs/>
         </w:rPr>
-        <w:t xml:space="preserve">The scope statement of whatever organization-layer instrument they offered.</w:t>
-      </w:r>
-      <w:r>
-        <w:t xml:space="preserve"> </w:t>
-      </w:r>
-      <w:r>
-        <w:t xml:space="preserve">Not the</w:t>
-      </w:r>
-      <w:r>
-        <w:t xml:space="preserve"> </w:t>
-      </w:r>
-      <w:r>
-        <w:t xml:space="preserve">certificate, not the cover page -- the scope. It alone decides whether the thing you are buying</w:t>
-      </w:r>
-      <w:r>
-        <w:t xml:space="preserve"> </w:t>
-      </w:r>
-      <w:r>
-        <w:t xml:space="preserve">was inside the examination at all, and for distributed software the answer is frequently no.</w:t>
+        <w:t xml:space="preserve">An SLA fails at the clock's start point, not at the number.</w:t>
+      </w:r>
+      <w:r>
+        <w:t xml:space="preserve"> </w:t>
+      </w:r>
+      <w:r>
+        <w:t xml:space="preserve">A commitment whose clock starts</w:t>
+      </w:r>
+      <w:r>
+        <w:t xml:space="preserve"> </w:t>
+      </w:r>
+      <w:r>
+        <w:t xml:space="preserve">when the vendor accepts triage is unbounded, whatever the number on it. And "patch released" is</w:t>
+      </w:r>
+      <w:r>
+        <w:t xml:space="preserve"> </w:t>
+      </w:r>
+      <w:r>
+        <w:t xml:space="preserve">not "patch deployed" -- for software you run yourself, the deployment is your side of the line.</w:t>
       </w:r>
     </w:p>
     <w:p>
@@ -1395,7 +1747,7 @@
         <w:pStyle w:val="Compact"/>
         <w:numPr>
           <w:ilvl w:val="0"/>
-          <w:numId w:val="1002"/>
+          <w:numId w:val="1005"/>
         </w:numPr>
       </w:pPr>
       <w:r>
@@ -1403,25 +1755,55 @@
           <w:b/>
           <w:bCs/>
         </w:rPr>
-        <w:t xml:space="preserve">An SBOM of the artifact or environment you will actually run.</w:t>
-      </w:r>
-      <w:r>
-        <w:t xml:space="preserve"> </w:t>
-      </w:r>
-      <w:r>
-        <w:t xml:space="preserve">For an installed product that</w:t>
-      </w:r>
-      <w:r>
-        <w:t xml:space="preserve"> </w:t>
-      </w:r>
-      <w:r>
-        <w:t xml:space="preserve">is the released artifact; for a hosted service it is the runtime production environment, not a</w:t>
-      </w:r>
-      <w:r>
-        <w:t xml:space="preserve"> </w:t>
-      </w:r>
-      <w:r>
-        <w:t xml:space="preserve">build-time manifest. Those answer different questions, and only one describes what is running.</w:t>
+        <w:t xml:space="preserve">A plan with no exercise date is a document, not a capability.</w:t>
+      </w:r>
+    </w:p>
+    <w:p>
+      <w:pPr>
+        <w:pStyle w:val="FirstParagraph"/>
+      </w:pPr>
+      <w:r>
+        <w:t xml:space="preserve">Producer side:</w:t>
+      </w:r>
+      <w:r>
+        <w:t xml:space="preserve"> </w:t>
+      </w:r>
+      <w:hyperlink r:id="rId16">
+        <w:r>
+          <w:rPr>
+            <w:rStyle w:val="Hyperlink"/>
+          </w:rPr>
+          <w:t xml:space="preserve">Secure development</w:t>
+        </w:r>
+      </w:hyperlink>
+      <w:r>
+        <w:t xml:space="preserve"> </w:t>
+      </w:r>
+      <w:r>
+        <w:t xml:space="preserve">carries the disclosure path and the</w:t>
+      </w:r>
+      <w:r>
+        <w:t xml:space="preserve"> </w:t>
+      </w:r>
+      <w:r>
+        <w:t xml:space="preserve">remediation clock.</w:t>
+      </w:r>
+    </w:p>
+    <w:p>
+      <w:r>
+        <w:pict>
+          <v:rect style="width:0;height:1.5pt" o:hralign="center" o:hrstd="t" o:hr="t"/>
+        </w:pict>
+      </w:r>
+    </w:p>
+    <w:bookmarkEnd w:id="19"/>
+    <w:bookmarkStart w:id="20" w:name="what-this-page-does-not-do"/>
+    <w:p>
+      <w:pPr>
+        <w:pStyle w:val="Heading2"/>
+      </w:pPr>
+      <w:r>
+        <w:t xml:space="preserve">What this page does not do</w:t>
       </w:r>
     </w:p>
     <w:p>
@@ -1429,7 +1811,7 @@
         <w:pStyle w:val="Compact"/>
         <w:numPr>
           <w:ilvl w:val="0"/>
-          <w:numId w:val="1002"/>
+          <w:numId w:val="1006"/>
         </w:numPr>
       </w:pPr>
       <w:r>
@@ -1437,70 +1819,13 @@
           <w:b/>
           <w:bCs/>
         </w:rPr>
-        <w:t xml:space="preserve">Two dates: the last dynamic test, and the last incident response exercise -- and who ran the</w:t>
-      </w:r>
-      <w:r>
-        <w:rPr>
-          <w:b/>
-          <w:bCs/>
-        </w:rPr>
-        <w:t xml:space="preserve"> </w:t>
-      </w:r>
-      <w:r>
-        <w:rPr>
-          <w:b/>
-          <w:bCs/>
-        </w:rPr>
-        <w:t xml:space="preserve">first one.</w:t>
-      </w:r>
-      <w:r>
-        <w:t xml:space="preserve"> </w:t>
-      </w:r>
-      <w:r>
-        <w:t xml:space="preserve">Both dates are trivial to supply if they happened, and neither can be produced</w:t>
-      </w:r>
-      <w:r>
-        <w:t xml:space="preserve"> </w:t>
-      </w:r>
-      <w:r>
-        <w:t xml:space="preserve">retrospectively. The name behind the test decides whether you have vendor tooling output or an</w:t>
-      </w:r>
-      <w:r>
-        <w:t xml:space="preserve"> </w:t>
-      </w:r>
-      <w:r>
-        <w:t xml:space="preserve">independent look.</w:t>
-      </w:r>
-    </w:p>
-    <w:p>
-      <w:pPr>
-        <w:pStyle w:val="FirstParagraph"/>
-      </w:pPr>
-      <w:r>
-        <w:t xml:space="preserve">The reason these three and not others: each is a document or a date that either exists or does not,</w:t>
-      </w:r>
-      <w:r>
-        <w:t xml:space="preserve"> </w:t>
-      </w:r>
-      <w:r>
-        <w:t xml:space="preserve">and none of them can be answered with an adjective.</w:t>
-      </w:r>
-    </w:p>
-    <w:p>
-      <w:r>
-        <w:pict>
-          <v:rect style="width:0;height:1.5pt" o:hralign="center" o:hrstd="t" o:hr="t"/>
-        </w:pict>
-      </w:r>
-    </w:p>
-    <w:bookmarkEnd w:id="19"/>
-    <w:bookmarkStart w:id="20" w:name="what-this-page-does-not-do"/>
-    <w:p>
-      <w:pPr>
-        <w:pStyle w:val="Heading2"/>
-      </w:pPr>
-      <w:r>
-        <w:t xml:space="preserve">What this page does not do</w:t>
+        <w:t xml:space="preserve">It lists at least the items a buyer commonly asks for, and is not a complete diligence list.</w:t>
+      </w:r>
+      <w:r>
+        <w:t xml:space="preserve"> </w:t>
+      </w:r>
+      <w:r>
+        <w:t xml:space="preserve">Matching nothing here is not clearance, and producing everything here is not approval.</w:t>
       </w:r>
     </w:p>
     <w:p>
@@ -1508,35 +1833,7 @@
         <w:pStyle w:val="Compact"/>
         <w:numPr>
           <w:ilvl w:val="0"/>
-          <w:numId w:val="1003"/>
-        </w:numPr>
-      </w:pPr>
-      <w:r>
-        <w:rPr>
-          <w:b/>
-          <w:bCs/>
-        </w:rPr>
-        <w:t xml:space="preserve">At least these, and not a complete diligence list.</w:t>
-      </w:r>
-      <w:r>
-        <w:t xml:space="preserve"> </w:t>
-      </w:r>
-      <w:r>
-        <w:t xml:space="preserve">Matching nothing here is not clearance, and</w:t>
-      </w:r>
-      <w:r>
-        <w:t xml:space="preserve"> </w:t>
-      </w:r>
-      <w:r>
-        <w:t xml:space="preserve">producing everything here is not approval.</w:t>
-      </w:r>
-    </w:p>
-    <w:p>
-      <w:pPr>
-        <w:pStyle w:val="Compact"/>
-        <w:numPr>
-          <w:ilvl w:val="0"/>
-          <w:numId w:val="1003"/>
+          <w:numId w:val="1006"/>
         </w:numPr>
       </w:pPr>
       <w:r>
@@ -1564,7 +1861,7 @@
         <w:pStyle w:val="Compact"/>
         <w:numPr>
           <w:ilvl w:val="0"/>
-          <w:numId w:val="1003"/>
+          <w:numId w:val="1006"/>
         </w:numPr>
       </w:pPr>
       <w:r>
@@ -1592,7 +1889,7 @@
         <w:pStyle w:val="Compact"/>
         <w:numPr>
           <w:ilvl w:val="0"/>
-          <w:numId w:val="1003"/>
+          <w:numId w:val="1006"/>
         </w:numPr>
       </w:pPr>
       <w:r>
@@ -1620,7 +1917,7 @@
         <w:pStyle w:val="Compact"/>
         <w:numPr>
           <w:ilvl w:val="0"/>
-          <w:numId w:val="1003"/>
+          <w:numId w:val="1006"/>
         </w:numPr>
       </w:pPr>
       <w:r>
@@ -1837,7 +2134,7 @@
             <w:pPr>
               <w:pStyle w:val="Compact"/>
             </w:pPr>
-            <w:hyperlink r:id="rId15">
+            <w:hyperlink r:id="rId17">
               <w:r>
                 <w:rPr>
                   <w:rStyle w:val="Hyperlink"/>
@@ -2014,6 +2311,91 @@
       </w:pPr>
     </w:lvl>
   </w:abstractNum>
+  <w:abstractNum w:abstractNumId="99411">
+    <w:nsid w:val="00A99411"/>
+    <w:multiLevelType w:val="multilevel"/>
+    <w:lvl w:ilvl="0">
+      <w:start w:val="1"/>
+      <w:numFmt w:val="decimal"/>
+      <w:lvlText w:val="%1."/>
+      <w:lvlJc w:val="left"/>
+      <w:pPr>
+        <w:ind w:left="720" w:hanging="360"/>
+      </w:pPr>
+    </w:lvl>
+    <w:lvl w:ilvl="1">
+      <w:start w:val="1"/>
+      <w:numFmt w:val="decimal"/>
+      <w:lvlText w:val="%2."/>
+      <w:lvlJc w:val="left"/>
+      <w:pPr>
+        <w:ind w:left="1440" w:hanging="360"/>
+      </w:pPr>
+    </w:lvl>
+    <w:lvl w:ilvl="2">
+      <w:start w:val="1"/>
+      <w:numFmt w:val="decimal"/>
+      <w:lvlText w:val="%3."/>
+      <w:lvlJc w:val="left"/>
+      <w:pPr>
+        <w:ind w:left="2160" w:hanging="360"/>
+      </w:pPr>
+    </w:lvl>
+    <w:lvl w:ilvl="3">
+      <w:start w:val="1"/>
+      <w:numFmt w:val="decimal"/>
+      <w:lvlText w:val="%4."/>
+      <w:lvlJc w:val="left"/>
+      <w:pPr>
+        <w:ind w:left="2880" w:hanging="360"/>
+      </w:pPr>
+    </w:lvl>
+    <w:lvl w:ilvl="4">
+      <w:start w:val="1"/>
+      <w:numFmt w:val="decimal"/>
+      <w:lvlText w:val="%5."/>
+      <w:lvlJc w:val="left"/>
+      <w:pPr>
+        <w:ind w:left="3600" w:hanging="360"/>
+      </w:pPr>
+    </w:lvl>
+    <w:lvl w:ilvl="5">
+      <w:start w:val="1"/>
+      <w:numFmt w:val="decimal"/>
+      <w:lvlText w:val="%6."/>
+      <w:lvlJc w:val="left"/>
+      <w:pPr>
+        <w:ind w:left="4320" w:hanging="360"/>
+      </w:pPr>
+    </w:lvl>
+    <w:lvl w:ilvl="6">
+      <w:start w:val="1"/>
+      <w:numFmt w:val="decimal"/>
+      <w:lvlText w:val="%7."/>
+      <w:lvlJc w:val="left"/>
+      <w:pPr>
+        <w:ind w:left="5040" w:hanging="360"/>
+      </w:pPr>
+    </w:lvl>
+    <w:lvl w:ilvl="7">
+      <w:start w:val="1"/>
+      <w:numFmt w:val="decimal"/>
+      <w:lvlText w:val="%8."/>
+      <w:lvlJc w:val="left"/>
+      <w:pPr>
+        <w:ind w:left="5760" w:hanging="360"/>
+      </w:pPr>
+    </w:lvl>
+    <w:lvl w:ilvl="8">
+      <w:start w:val="1"/>
+      <w:numFmt w:val="decimal"/>
+      <w:lvlText w:val="%9."/>
+      <w:lvlJc w:val="left"/>
+      <w:pPr>
+        <w:ind w:left="6480" w:hanging="360"/>
+      </w:pPr>
+    </w:lvl>
+  </w:abstractNum>
   <w:abstractNum w:abstractNumId="991">
     <w:nsid w:val="0000A991"/>
     <w:multiLevelType w:val="multilevel"/>
@@ -2117,98 +2499,10 @@
       </w:rPr>
     </w:lvl>
   </w:abstractNum>
-  <w:abstractNum w:abstractNumId="99411">
-    <w:nsid w:val="00A99411"/>
-    <w:multiLevelType w:val="multilevel"/>
-    <w:lvl w:ilvl="0">
-      <w:start w:val="1"/>
-      <w:numFmt w:val="decimal"/>
-      <w:lvlText w:val="%1."/>
-      <w:lvlJc w:val="left"/>
-      <w:pPr>
-        <w:ind w:left="720" w:hanging="360"/>
-      </w:pPr>
-    </w:lvl>
-    <w:lvl w:ilvl="1">
-      <w:start w:val="1"/>
-      <w:numFmt w:val="decimal"/>
-      <w:lvlText w:val="%2."/>
-      <w:lvlJc w:val="left"/>
-      <w:pPr>
-        <w:ind w:left="1440" w:hanging="360"/>
-      </w:pPr>
-    </w:lvl>
-    <w:lvl w:ilvl="2">
-      <w:start w:val="1"/>
-      <w:numFmt w:val="decimal"/>
-      <w:lvlText w:val="%3."/>
-      <w:lvlJc w:val="left"/>
-      <w:pPr>
-        <w:ind w:left="2160" w:hanging="360"/>
-      </w:pPr>
-    </w:lvl>
-    <w:lvl w:ilvl="3">
-      <w:start w:val="1"/>
-      <w:numFmt w:val="decimal"/>
-      <w:lvlText w:val="%4."/>
-      <w:lvlJc w:val="left"/>
-      <w:pPr>
-        <w:ind w:left="2880" w:hanging="360"/>
-      </w:pPr>
-    </w:lvl>
-    <w:lvl w:ilvl="4">
-      <w:start w:val="1"/>
-      <w:numFmt w:val="decimal"/>
-      <w:lvlText w:val="%5."/>
-      <w:lvlJc w:val="left"/>
-      <w:pPr>
-        <w:ind w:left="3600" w:hanging="360"/>
-      </w:pPr>
-    </w:lvl>
-    <w:lvl w:ilvl="5">
-      <w:start w:val="1"/>
-      <w:numFmt w:val="decimal"/>
-      <w:lvlText w:val="%6."/>
-      <w:lvlJc w:val="left"/>
-      <w:pPr>
-        <w:ind w:left="4320" w:hanging="360"/>
-      </w:pPr>
-    </w:lvl>
-    <w:lvl w:ilvl="6">
-      <w:start w:val="1"/>
-      <w:numFmt w:val="decimal"/>
-      <w:lvlText w:val="%7."/>
-      <w:lvlJc w:val="left"/>
-      <w:pPr>
-        <w:ind w:left="5040" w:hanging="360"/>
-      </w:pPr>
-    </w:lvl>
-    <w:lvl w:ilvl="7">
-      <w:start w:val="1"/>
-      <w:numFmt w:val="decimal"/>
-      <w:lvlText w:val="%8."/>
-      <w:lvlJc w:val="left"/>
-      <w:pPr>
-        <w:ind w:left="5760" w:hanging="360"/>
-      </w:pPr>
-    </w:lvl>
-    <w:lvl w:ilvl="8">
-      <w:start w:val="1"/>
-      <w:numFmt w:val="decimal"/>
-      <w:lvlText w:val="%9."/>
-      <w:lvlJc w:val="left"/>
-      <w:pPr>
-        <w:ind w:left="6480" w:hanging="360"/>
-      </w:pPr>
-    </w:lvl>
-  </w:abstractNum>
   <w:num w:numId="1000">
     <w:abstractNumId w:val="990"/>
   </w:num>
   <w:num w:numId="1001">
-    <w:abstractNumId w:val="991"/>
-  </w:num>
-  <w:num w:numId="1002">
     <w:abstractNumId w:val="99411"/>
     <w:lvlOverride w:ilvl="0">
       <w:startOverride w:val="1"/>
@@ -2238,7 +2532,19 @@
       <w:startOverride w:val="1"/>
     </w:lvlOverride>
   </w:num>
+  <w:num w:numId="1002">
+    <w:abstractNumId w:val="991"/>
+  </w:num>
   <w:num w:numId="1003">
+    <w:abstractNumId w:val="991"/>
+  </w:num>
+  <w:num w:numId="1004">
+    <w:abstractNumId w:val="991"/>
+  </w:num>
+  <w:num w:numId="1005">
+    <w:abstractNumId w:val="991"/>
+  </w:num>
+  <w:num w:numId="1006">
     <w:abstractNumId w:val="991"/>
   </w:num>
 </w:numbering>

--- a/docs/standards/word/DILIGENCE-PACKET.docx
+++ b/docs/standards/word/DILIGENCE-PACKET.docx
@@ -46,7 +46,7 @@
           <w:b/>
           <w:bCs/>
         </w:rPr>
-        <w:t xml:space="preserve">The mirror of the standards map: that one answers which of these reach you, this one answers what</w:t>
+        <w:t xml:space="preserve">The mirror of the standards map: that one answers which of these reach your own organization, this</w:t>
       </w:r>
       <w:r>
         <w:rPr>
@@ -60,7 +60,21 @@
           <w:b/>
           <w:bCs/>
         </w:rPr>
-        <w:t xml:space="preserve">a buyer will ask you to produce -- and what each item actually proves.</w:t>
+        <w:t xml:space="preserve">one answers what to require of a vendor you are evaluating -- and what each answer actually</w:t>
+      </w:r>
+      <w:r>
+        <w:rPr>
+          <w:b/>
+          <w:bCs/>
+        </w:rPr>
+        <w:t xml:space="preserve"> </w:t>
+      </w:r>
+      <w:r>
+        <w:rPr>
+          <w:b/>
+          <w:bCs/>
+        </w:rPr>
+        <w:t xml:space="preserve">proves.</w:t>
       </w:r>
     </w:p>
     <w:p>

--- a/docs/standards/word/DILIGENCE-PACKET.docx
+++ b/docs/standards/word/DILIGENCE-PACKET.docx
@@ -159,7 +159,7 @@
           <w:b/>
           <w:bCs/>
         </w:rPr>
-        <w:t xml:space="preserve">One mistake accounts for most of the wasted effort in vendor diligence: reading an audit report or</w:t>
+        <w:t xml:space="preserve">The commonest mistake in vendor diligence is reading an audit report or a certificate as an answer</w:t>
       </w:r>
       <w:r>
         <w:rPr>
@@ -173,7 +173,7 @@
           <w:b/>
           <w:bCs/>
         </w:rPr>
-        <w:t xml:space="preserve">a certificate as an answer about the product.</w:t>
+        <w:t xml:space="preserve">about the product.</w:t>
       </w:r>
       <w:r>
         <w:t xml:space="preserve"> </w:t>
@@ -313,7 +313,7 @@
         <w:t xml:space="preserve"> </w:t>
       </w:r>
       <w:r>
-        <w:t xml:space="preserve">the test. Both dates are trivial to supply if they happened and cannot be produced</w:t>
+        <w:t xml:space="preserve">the test. Both dates are trivial to supply if they happened, and neither can be produced</w:t>
       </w:r>
       <w:r>
         <w:t xml:space="preserve"> </w:t>
@@ -432,19 +432,25 @@
         <w:pStyle w:val="FirstParagraph"/>
       </w:pPr>
       <w:r>
-        <w:t xml:space="preserve">None of this is a reason to dismiss the organization-layer instruments. That somebody outside the</w:t>
-      </w:r>
-      <w:r>
-        <w:t xml:space="preserve"> </w:t>
-      </w:r>
-      <w:r>
-        <w:t xml:space="preserve">company examined how it governs itself, grants access and manages change, and wrote down what they</w:t>
-      </w:r>
-      <w:r>
-        <w:t xml:space="preserve"> </w:t>
-      </w:r>
-      <w:r>
-        <w:t xml:space="preserve">found, is worth having; a vendor holding none of them is a different risk entirely. The failure is</w:t>
+        <w:t xml:space="preserve">None of this is a reason to dismiss the organization-layer instruments. What they establish -- that</w:t>
+      </w:r>
+      <w:r>
+        <w:t xml:space="preserve"> </w:t>
+      </w:r>
+      <w:r>
+        <w:t xml:space="preserve">somebody outside the company examined how it governs itself, grants access and manages change, and</w:t>
+      </w:r>
+      <w:r>
+        <w:t xml:space="preserve"> </w:t>
+      </w:r>
+      <w:r>
+        <w:t xml:space="preserve">wrote down what they found -- is worth having, and a vendor holding none of them is a different risk</w:t>
+      </w:r>
+      <w:r>
+        <w:t xml:space="preserve"> </w:t>
+      </w:r>
+      <w:r>
+        <w:t xml:space="preserve">entirely. The failure is</w:t>
       </w:r>
       <w:r>
         <w:t xml:space="preserve"> </w:t>
@@ -539,7 +545,7 @@
         <w:pStyle w:val="FirstParagraph"/>
       </w:pPr>
       <w:r>
-        <w:t xml:space="preserve">Procurement already knows how to ask for these, and each is issued by a party other than the vendor</w:t>
+        <w:t xml:space="preserve">Procurement already knows how to ask for these, and most are issued by a party other than the vendor</w:t>
       </w:r>
       <w:r>
         <w:t xml:space="preserve"> </w:t>
@@ -723,7 +729,7 @@
               <w:pStyle w:val="Compact"/>
             </w:pPr>
             <w:r>
-              <w:t xml:space="preserve">That distributed software was examined; it commonly sits outside the scope boundary. It is an attestation report, not a certificate -- there is no pass mark</w:t>
+              <w:t xml:space="preserve">That distributed software was examined; it commonly sits outside the scope boundary. The report is an attestation, not a certificate -- there is no pass mark</w:t>
             </w:r>
           </w:p>
         </w:tc>
@@ -891,18 +897,18 @@
               <w:pStyle w:val="Compact"/>
             </w:pPr>
             <w:r>
-              <w:t xml:space="preserve">Anything about software you install and run yourself</w:t>
-            </w:r>
-          </w:p>
-        </w:tc>
-        <w:tc>
-          <w:tcPr/>
-          <w:p>
-            <w:pPr>
-              <w:pStyle w:val="Compact"/>
-            </w:pPr>
-            <w:r>
-              <w:t xml:space="preserve">Which offering was in scope, and is the offering you are buying the one that was named?</w:t>
+              <w:t xml:space="preserve">Anything about software you install and run yourself. Nor that a third party did the assessing: a PCI DSS self-assessment questionnaire is completed and signed by the vendor</w:t>
+            </w:r>
+          </w:p>
+        </w:tc>
+        <w:tc>
+          <w:tcPr/>
+          <w:p>
+            <w:pPr>
+              <w:pStyle w:val="Compact"/>
+            </w:pPr>
+            <w:r>
+              <w:t xml:space="preserve">Which offering was in scope, was it independently assessed or self-assessed, and is the offering you are buying the one that was named?</w:t>
             </w:r>
           </w:p>
         </w:tc>
@@ -1040,37 +1046,43 @@
         <w:pStyle w:val="FirstParagraph"/>
       </w:pPr>
       <w:r>
-        <w:t xml:space="preserve">Nothing in the group above examined the code or the build. These four do, and the question is always</w:t>
-      </w:r>
-      <w:r>
-        <w:t xml:space="preserve"> </w:t>
-      </w:r>
-      <w:r>
-        <w:t xml:space="preserve">how each one was produced. Three of them the vendor writes about its own system, so their weight</w:t>
-      </w:r>
-      <w:r>
-        <w:t xml:space="preserve"> </w:t>
-      </w:r>
-      <w:r>
-        <w:t xml:space="preserve">comes from the discipline behind them rather than from who issued them. Testing evidence is the</w:t>
-      </w:r>
-      <w:r>
-        <w:t xml:space="preserve"> </w:t>
-      </w:r>
-      <w:r>
-        <w:t xml:space="preserve">exception and the strongest item in the group -- it is the one software-layer artifact a third party</w:t>
-      </w:r>
-      <w:r>
-        <w:t xml:space="preserve"> </w:t>
-      </w:r>
-      <w:r>
-        <w:t xml:space="preserve">issues. Ask for it by name, because a vendor asked for "testing evidence" will usually hand over the</w:t>
-      </w:r>
-      <w:r>
-        <w:t xml:space="preserve"> </w:t>
-      </w:r>
-      <w:r>
-        <w:t xml:space="preserve">output of its own tooling.</w:t>
+        <w:t xml:space="preserve">Nothing in the group above examined the code or the build. These four are about the code and the</w:t>
+      </w:r>
+      <w:r>
+        <w:t xml:space="preserve"> </w:t>
+      </w:r>
+      <w:r>
+        <w:t xml:space="preserve">build, and the question is always how each one was produced. Three of them the vendor writes about</w:t>
+      </w:r>
+      <w:r>
+        <w:t xml:space="preserve"> </w:t>
+      </w:r>
+      <w:r>
+        <w:t xml:space="preserve">its own system, so their weight comes from the discipline behind them rather than from who issued</w:t>
+      </w:r>
+      <w:r>
+        <w:t xml:space="preserve"> </w:t>
+      </w:r>
+      <w:r>
+        <w:t xml:space="preserve">them. Testing evidence is the exception and the strongest item in the group, but only in one form:</w:t>
+      </w:r>
+      <w:r>
+        <w:t xml:space="preserve"> </w:t>
+      </w:r>
+      <w:r>
+        <w:t xml:space="preserve">an external assessment or a penetration test, which is the one software-layer artifact a third party</w:t>
+      </w:r>
+      <w:r>
+        <w:t xml:space="preserve"> </w:t>
+      </w:r>
+      <w:r>
+        <w:t xml:space="preserve">issues. Ask for it by those names, because a vendor asked for "testing evidence" will usually hand</w:t>
+      </w:r>
+      <w:r>
+        <w:t xml:space="preserve"> </w:t>
+      </w:r>
+      <w:r>
+        <w:t xml:space="preserve">over the output of its own tooling.</w:t>
       </w:r>
     </w:p>
     <w:tbl>

--- a/docs/standards/word/DILIGENCE-PACKET.docx
+++ b/docs/standards/word/DILIGENCE-PACKET.docx
@@ -2168,7 +2168,7 @@
                 <w:rPr>
                   <w:rStyle w:val="Hyperlink"/>
                 </w:rPr>
-                <w:t xml:space="preserve">What is actually enforced</w:t>
+                <w:t xml:space="preserve">Automated compliance in CI</w:t>
               </w:r>
             </w:hyperlink>
           </w:p>

--- a/docs/standards/word/DILIGENCE-PACKET.docx
+++ b/docs/standards/word/DILIGENCE-PACKET.docx
@@ -476,13 +476,13 @@
         <w:t xml:space="preserve"> </w:t>
       </w:r>
       <w:r>
-        <w:t xml:space="preserve">dates live on the landscape and reference pages, each carrying the date it was checked; this page</w:t>
-      </w:r>
-      <w:r>
-        <w:t xml:space="preserve"> </w:t>
-      </w:r>
-      <w:r>
-        <w:t xml:space="preserve">carries none, on purpose, so that it does not rot. For the producer's side of the same cut, see</w:t>
+        <w:t xml:space="preserve">dates live on the reference page, each carrying the date it was checked; this page carries none, on</w:t>
+      </w:r>
+      <w:r>
+        <w:t xml:space="preserve"> </w:t>
+      </w:r>
+      <w:r>
+        <w:t xml:space="preserve">purpose, so that it does not rot. For the producer's side of the same cut, see</w:t>
       </w:r>
       <w:r>
         <w:t xml:space="preserve"> </w:t>
@@ -492,7 +492,7 @@
           <w:rPr>
             <w:rStyle w:val="Hyperlink"/>
           </w:rPr>
-          <w:t xml:space="preserve">the</w:t>
+          <w:t xml:space="preserve">the organization</w:t>
         </w:r>
         <w:r>
           <w:rPr>
@@ -504,7 +504,7 @@
           <w:rPr>
             <w:rStyle w:val="Hyperlink"/>
           </w:rPr>
-          <w:t xml:space="preserve">organization layer is not the software</w:t>
+          <w:t xml:space="preserve">layer is not the software</w:t>
         </w:r>
         <w:r>
           <w:rPr>
@@ -1929,13 +1929,13 @@
         <w:t xml:space="preserve"> </w:t>
       </w:r>
       <w:r>
-        <w:t xml:space="preserve">Those live on the landscape and reference</w:t>
-      </w:r>
-      <w:r>
-        <w:t xml:space="preserve"> </w:t>
-      </w:r>
-      <w:r>
-        <w:t xml:space="preserve">pages, each carrying the date it was checked, so a stale fact is visible as one.</w:t>
+        <w:t xml:space="preserve">Those live on the reference page, each</w:t>
+      </w:r>
+      <w:r>
+        <w:t xml:space="preserve"> </w:t>
+      </w:r>
+      <w:r>
+        <w:t xml:space="preserve">carrying the date it was checked, so a stale fact is visible as one.</w:t>
       </w:r>
     </w:p>
     <w:p>
@@ -2034,7 +2034,7 @@
               <w:pStyle w:val="Compact"/>
             </w:pPr>
             <w:r>
-              <w:t xml:space="preserve">Which of these reach your own organization, with statuses and dates</w:t>
+              <w:t xml:space="preserve">Which of these reach your own organization</w:t>
             </w:r>
           </w:p>
         </w:tc>
@@ -2063,7 +2063,7 @@
               <w:pStyle w:val="Compact"/>
             </w:pPr>
             <w:r>
-              <w:t xml:space="preserve">One row per document, as a lookup</w:t>
+              <w:t xml:space="preserve">One row per document, as a lookup, with statuses and dates</w:t>
             </w:r>
           </w:p>
         </w:tc>

--- a/docs/standards/word/DILIGENCE-PACKET.docx
+++ b/docs/standards/word/DILIGENCE-PACKET.docx
@@ -141,13 +141,13 @@
         </w:pict>
       </w:r>
     </w:p>
-    <w:bookmarkStart w:id="12" w:name="in-short"/>
+    <w:bookmarkStart w:id="12" w:name="tldrbluf"/>
     <w:p>
       <w:pPr>
         <w:pStyle w:val="Heading2"/>
       </w:pPr>
       <w:r>
-        <w:t xml:space="preserve">In short</w:t>
+        <w:t xml:space="preserve">TLDR/BLUF</w:t>
       </w:r>
     </w:p>
     <w:p>

--- a/docs/standards/word/DILIGENCE-PACKET.docx
+++ b/docs/standards/word/DILIGENCE-PACKET.docx
@@ -344,13 +344,13 @@
       </w:r>
     </w:p>
     <w:bookmarkEnd w:id="12"/>
-    <w:bookmarkStart w:id="14" w:name="how-this-page-is-organized"/>
+    <w:bookmarkStart w:id="14" w:name="X9820556d3e58e6931f3b9587970abdcbae35f14"/>
     <w:p>
       <w:pPr>
         <w:pStyle w:val="Heading2"/>
       </w:pPr>
       <w:r>
-        <w:t xml:space="preserve">How this page is organized</w:t>
+        <w:t xml:space="preserve">The organization layer is worth having; the failure is narrower</w:t>
       </w:r>
     </w:p>
     <w:p>
@@ -358,80 +358,6 @@
         <w:pStyle w:val="FirstParagraph"/>
       </w:pPr>
       <w:r>
-        <w:t xml:space="preserve">The three groups below are sorted by layer, which is the cut that makes the mistake visible:</w:t>
-      </w:r>
-    </w:p>
-    <w:p>
-      <w:pPr>
-        <w:pStyle w:val="Compact"/>
-        <w:numPr>
-          <w:ilvl w:val="0"/>
-          <w:numId w:val="1002"/>
-        </w:numPr>
-      </w:pPr>
-      <w:r>
-        <w:rPr>
-          <w:b/>
-          <w:bCs/>
-        </w:rPr>
-        <w:t xml:space="preserve">Organization layer</w:t>
-      </w:r>
-      <w:r>
-        <w:t xml:space="preserve"> </w:t>
-      </w:r>
-      <w:r>
-        <w:t xml:space="preserve">-- evidence about the company.</w:t>
-      </w:r>
-    </w:p>
-    <w:p>
-      <w:pPr>
-        <w:pStyle w:val="Compact"/>
-        <w:numPr>
-          <w:ilvl w:val="0"/>
-          <w:numId w:val="1002"/>
-        </w:numPr>
-      </w:pPr>
-      <w:r>
-        <w:rPr>
-          <w:b/>
-          <w:bCs/>
-        </w:rPr>
-        <w:t xml:space="preserve">Software layer</w:t>
-      </w:r>
-      <w:r>
-        <w:t xml:space="preserve"> </w:t>
-      </w:r>
-      <w:r>
-        <w:t xml:space="preserve">-- evidence about the thing you are buying.</w:t>
-      </w:r>
-    </w:p>
-    <w:p>
-      <w:pPr>
-        <w:pStyle w:val="Compact"/>
-        <w:numPr>
-          <w:ilvl w:val="0"/>
-          <w:numId w:val="1002"/>
-        </w:numPr>
-      </w:pPr>
-      <w:r>
-        <w:rPr>
-          <w:b/>
-          <w:bCs/>
-        </w:rPr>
-        <w:t xml:space="preserve">Legal instruments</w:t>
-      </w:r>
-      <w:r>
-        <w:t xml:space="preserve"> </w:t>
-      </w:r>
-      <w:r>
-        <w:t xml:space="preserve">-- evidence about who pays when it goes wrong.</w:t>
-      </w:r>
-    </w:p>
-    <w:p>
-      <w:pPr>
-        <w:pStyle w:val="FirstParagraph"/>
-      </w:pPr>
-      <w:r>
         <w:t xml:space="preserve">None of this is a reason to dismiss the organization-layer instruments. What they establish -- that</w:t>
       </w:r>
       <w:r>
@@ -450,19 +376,13 @@
         <w:t xml:space="preserve"> </w:t>
       </w:r>
       <w:r>
-        <w:t xml:space="preserve">entirely. The failure is</w:t>
-      </w:r>
-      <w:r>
-        <w:t xml:space="preserve"> </w:t>
-      </w:r>
-      <w:r>
-        <w:t xml:space="preserve">narrower than that: reading a program attestation as an answer to "is this product secure", when no</w:t>
-      </w:r>
-      <w:r>
-        <w:t xml:space="preserve"> </w:t>
-      </w:r>
-      <w:r>
-        <w:t xml:space="preserve">part of it asked that question.</w:t>
+        <w:t xml:space="preserve">entirely. The failure is narrower than that: reading a program attestation as an answer to "is this</w:t>
+      </w:r>
+      <w:r>
+        <w:t xml:space="preserve"> </w:t>
+      </w:r>
+      <w:r>
+        <w:t xml:space="preserve">product secure", when no part of it asked that question.</w:t>
       </w:r>
     </w:p>
     <w:p>
@@ -470,19 +390,13 @@
         <w:pStyle w:val="BodyText"/>
       </w:pPr>
       <w:r>
-        <w:t xml:space="preserve">Every row carries what it proves, what it does not prove, and what to ask. Statuses, versions and</w:t>
-      </w:r>
-      <w:r>
-        <w:t xml:space="preserve"> </w:t>
-      </w:r>
-      <w:r>
-        <w:t xml:space="preserve">dates live on the reference page, each carrying the date it was checked; this page carries none, on</w:t>
-      </w:r>
-      <w:r>
-        <w:t xml:space="preserve"> </w:t>
-      </w:r>
-      <w:r>
-        <w:t xml:space="preserve">purpose, so that it does not rot. For the producer's side of the same cut, see</w:t>
+        <w:t xml:space="preserve">Statuses, versions and dates live on the reference page, each carrying the date it was checked. For</w:t>
+      </w:r>
+      <w:r>
+        <w:t xml:space="preserve"> </w:t>
+      </w:r>
+      <w:r>
+        <w:t xml:space="preserve">the producer's side of the same cut, see</w:t>
       </w:r>
       <w:r>
         <w:t xml:space="preserve"> </w:t>
@@ -492,31 +406,7 @@
           <w:rPr>
             <w:rStyle w:val="Hyperlink"/>
           </w:rPr>
-          <w:t xml:space="preserve">the organization</w:t>
-        </w:r>
-        <w:r>
-          <w:rPr>
-            <w:rStyle w:val="Hyperlink"/>
-          </w:rPr>
-          <w:t xml:space="preserve"> </w:t>
-        </w:r>
-        <w:r>
-          <w:rPr>
-            <w:rStyle w:val="Hyperlink"/>
-          </w:rPr>
-          <w:t xml:space="preserve">layer is not the software</w:t>
-        </w:r>
-        <w:r>
-          <w:rPr>
-            <w:rStyle w:val="Hyperlink"/>
-          </w:rPr>
-          <w:t xml:space="preserve"> </w:t>
-        </w:r>
-        <w:r>
-          <w:rPr>
-            <w:rStyle w:val="Hyperlink"/>
-          </w:rPr>
-          <w:t xml:space="preserve">layer</w:t>
+          <w:t xml:space="preserve">the organization layer is not the software layer</w:t>
         </w:r>
       </w:hyperlink>
       <w:r>
@@ -927,7 +817,7 @@
         <w:pStyle w:val="Compact"/>
         <w:numPr>
           <w:ilvl w:val="0"/>
-          <w:numId w:val="1003"/>
+          <w:numId w:val="1002"/>
         </w:numPr>
       </w:pPr>
       <w:r>
@@ -955,7 +845,7 @@
         <w:pStyle w:val="Compact"/>
         <w:numPr>
           <w:ilvl w:val="0"/>
-          <w:numId w:val="1003"/>
+          <w:numId w:val="1002"/>
         </w:numPr>
       </w:pPr>
       <w:r>
@@ -989,7 +879,7 @@
         <w:pStyle w:val="Compact"/>
         <w:numPr>
           <w:ilvl w:val="0"/>
-          <w:numId w:val="1003"/>
+          <w:numId w:val="1002"/>
         </w:numPr>
       </w:pPr>
       <w:r>
@@ -1360,7 +1250,7 @@
         <w:pStyle w:val="Compact"/>
         <w:numPr>
           <w:ilvl w:val="0"/>
-          <w:numId w:val="1004"/>
+          <w:numId w:val="1003"/>
         </w:numPr>
       </w:pPr>
       <w:r>
@@ -1388,7 +1278,7 @@
         <w:pStyle w:val="Compact"/>
         <w:numPr>
           <w:ilvl w:val="0"/>
-          <w:numId w:val="1004"/>
+          <w:numId w:val="1003"/>
         </w:numPr>
       </w:pPr>
       <w:r>
@@ -1739,7 +1629,7 @@
         <w:pStyle w:val="Compact"/>
         <w:numPr>
           <w:ilvl w:val="0"/>
-          <w:numId w:val="1005"/>
+          <w:numId w:val="1004"/>
         </w:numPr>
       </w:pPr>
       <w:r>
@@ -1773,7 +1663,7 @@
         <w:pStyle w:val="Compact"/>
         <w:numPr>
           <w:ilvl w:val="0"/>
-          <w:numId w:val="1005"/>
+          <w:numId w:val="1004"/>
         </w:numPr>
       </w:pPr>
       <w:r>
@@ -1837,7 +1727,7 @@
         <w:pStyle w:val="Compact"/>
         <w:numPr>
           <w:ilvl w:val="0"/>
-          <w:numId w:val="1006"/>
+          <w:numId w:val="1005"/>
         </w:numPr>
       </w:pPr>
       <w:r>
@@ -1859,7 +1749,7 @@
         <w:pStyle w:val="Compact"/>
         <w:numPr>
           <w:ilvl w:val="0"/>
-          <w:numId w:val="1006"/>
+          <w:numId w:val="1005"/>
         </w:numPr>
       </w:pPr>
       <w:r>
@@ -1887,7 +1777,7 @@
         <w:pStyle w:val="Compact"/>
         <w:numPr>
           <w:ilvl w:val="0"/>
-          <w:numId w:val="1006"/>
+          <w:numId w:val="1005"/>
         </w:numPr>
       </w:pPr>
       <w:r>
@@ -1915,7 +1805,7 @@
         <w:pStyle w:val="Compact"/>
         <w:numPr>
           <w:ilvl w:val="0"/>
-          <w:numId w:val="1006"/>
+          <w:numId w:val="1005"/>
         </w:numPr>
       </w:pPr>
       <w:r>
@@ -1943,7 +1833,7 @@
         <w:pStyle w:val="Compact"/>
         <w:numPr>
           <w:ilvl w:val="0"/>
-          <w:numId w:val="1006"/>
+          <w:numId w:val="1005"/>
         </w:numPr>
       </w:pPr>
       <w:r>
@@ -2568,9 +2458,6 @@
     <w:abstractNumId w:val="991"/>
   </w:num>
   <w:num w:numId="1005">
-    <w:abstractNumId w:val="991"/>
-  </w:num>
-  <w:num w:numId="1006">
     <w:abstractNumId w:val="991"/>
   </w:num>
 </w:numbering>

--- a/docs/standards/word/DILIGENCE-PACKET.docx
+++ b/docs/standards/word/DILIGENCE-PACKET.docx
@@ -492,31 +492,7 @@
           <w:rPr>
             <w:rStyle w:val="Hyperlink"/>
           </w:rPr>
-          <w:t xml:space="preserve">the organization</w:t>
-        </w:r>
-        <w:r>
-          <w:rPr>
-            <w:rStyle w:val="Hyperlink"/>
-          </w:rPr>
-          <w:t xml:space="preserve"> </w:t>
-        </w:r>
-        <w:r>
-          <w:rPr>
-            <w:rStyle w:val="Hyperlink"/>
-          </w:rPr>
-          <w:t xml:space="preserve">layer is not the software</w:t>
-        </w:r>
-        <w:r>
-          <w:rPr>
-            <w:rStyle w:val="Hyperlink"/>
-          </w:rPr>
-          <w:t xml:space="preserve"> </w:t>
-        </w:r>
-        <w:r>
-          <w:rPr>
-            <w:rStyle w:val="Hyperlink"/>
-          </w:rPr>
-          <w:t xml:space="preserve">layer</w:t>
+          <w:t xml:space="preserve">the organization layer is not the software layer</w:t>
         </w:r>
       </w:hyperlink>
       <w:r>
